--- a/spec.docx
+++ b/spec.docx
@@ -65,17 +65,6 @@
           <w:rtl w:val="0"/>
         </w:rPr>
         <w:t xml:space="preserve">Kotlin - UI-фреймворк: Compose Multiplatform</w:t>
-      </w:r>
-    </w:p>
-    <w:p>
-      <w:pPr>
-        <w:rPr/>
-      </w:pPr>
-      <w:r>
-        <w:rPr>
-          <w:rtl w:val="0"/>
-        </w:rPr>
-        <w:t xml:space="preserve">Система сборки: Gradle (Kotlin DSL) </w:t>
       </w:r>
     </w:p>
     <w:p>
@@ -228,451 +217,1598 @@
           <w:szCs w:val="26"/>
           <w:rtl w:val="0"/>
         </w:rPr>
-        <w:t xml:space="preserve">Приложение делится на 3 области. Кнопки,Рабочая область(граф),Матрица.</w:t>
-      </w:r>
-    </w:p>
-    <w:p>
-      <w:pPr>
-        <w:rPr>
-          <w:rFonts w:ascii="Cambria" w:cs="Cambria" w:eastAsia="Cambria" w:hAnsi="Cambria"/>
-          <w:sz w:val="26"/>
-          <w:szCs w:val="26"/>
-        </w:rPr>
-      </w:pPr>
-      <w:r>
-        <w:rPr>
-          <w:rtl w:val="0"/>
-        </w:rPr>
-      </w:r>
-    </w:p>
-    <w:p>
-      <w:pPr>
-        <w:rPr>
-          <w:rFonts w:ascii="Cambria" w:cs="Cambria" w:eastAsia="Cambria" w:hAnsi="Cambria"/>
-          <w:sz w:val="26"/>
-          <w:szCs w:val="26"/>
-        </w:rPr>
-      </w:pPr>
-      <w:r>
-        <w:rPr>
-          <w:rFonts w:ascii="Cambria" w:cs="Cambria" w:eastAsia="Cambria" w:hAnsi="Cambria"/>
-          <w:sz w:val="26"/>
-          <w:szCs w:val="26"/>
-          <w:rtl w:val="0"/>
-        </w:rPr>
-        <w:t xml:space="preserve">2.1 Кнопка “добавить вершину” - при нажатии на кнопку, появляется возможность выбрать с помощью курсора место в рабочей области  и поставить там вершину.</w:t>
-      </w:r>
-    </w:p>
-    <w:p>
-      <w:pPr>
-        <w:rPr>
-          <w:rFonts w:ascii="Cambria" w:cs="Cambria" w:eastAsia="Cambria" w:hAnsi="Cambria"/>
-          <w:sz w:val="26"/>
-          <w:szCs w:val="26"/>
-        </w:rPr>
-      </w:pPr>
-      <w:r>
-        <w:rPr>
-          <w:rFonts w:ascii="Cambria" w:cs="Cambria" w:eastAsia="Cambria" w:hAnsi="Cambria"/>
-          <w:sz w:val="26"/>
-          <w:szCs w:val="26"/>
-          <w:rtl w:val="0"/>
-        </w:rPr>
-        <w:t xml:space="preserve">2.2 Кнопка “добавить ребро” - Для добавления ребра необходимо последовательно выбрать две вершины и в всплывающем окне написать вес ребра.</w:t>
-      </w:r>
-    </w:p>
-    <w:p>
-      <w:pPr>
-        <w:rPr>
-          <w:rFonts w:ascii="Cambria" w:cs="Cambria" w:eastAsia="Cambria" w:hAnsi="Cambria"/>
-          <w:sz w:val="26"/>
-          <w:szCs w:val="26"/>
-        </w:rPr>
-      </w:pPr>
-      <w:r>
-        <w:rPr>
-          <w:rFonts w:ascii="Cambria" w:cs="Cambria" w:eastAsia="Cambria" w:hAnsi="Cambria"/>
-          <w:sz w:val="26"/>
-          <w:szCs w:val="26"/>
-          <w:rtl w:val="0"/>
-        </w:rPr>
-        <w:t xml:space="preserve">2.3 Кнопка “переместить” - позволяет переместить вершину, не имеющую ребер.</w:t>
-      </w:r>
-    </w:p>
-    <w:p>
-      <w:pPr>
-        <w:rPr>
-          <w:rFonts w:ascii="Cambria" w:cs="Cambria" w:eastAsia="Cambria" w:hAnsi="Cambria"/>
-          <w:sz w:val="26"/>
-          <w:szCs w:val="26"/>
-        </w:rPr>
-      </w:pPr>
-      <w:r>
-        <w:rPr>
-          <w:rtl w:val="0"/>
-        </w:rPr>
-      </w:r>
-    </w:p>
-    <w:p>
-      <w:pPr>
-        <w:rPr>
-          <w:rFonts w:ascii="Cambria" w:cs="Cambria" w:eastAsia="Cambria" w:hAnsi="Cambria"/>
-          <w:sz w:val="26"/>
-          <w:szCs w:val="26"/>
-        </w:rPr>
-      </w:pPr>
-      <w:r>
-        <w:rPr>
-          <w:rFonts w:ascii="Cambria" w:cs="Cambria" w:eastAsia="Cambria" w:hAnsi="Cambria"/>
-          <w:sz w:val="26"/>
-          <w:szCs w:val="26"/>
-          <w:rtl w:val="0"/>
-        </w:rPr>
-        <w:t xml:space="preserve">2.4 Кнопка “Удалить” - позволяет выбрать ребро или вершину и удалить их. </w:t>
-      </w:r>
-    </w:p>
-    <w:p>
-      <w:pPr>
-        <w:rPr>
-          <w:rFonts w:ascii="Cambria" w:cs="Cambria" w:eastAsia="Cambria" w:hAnsi="Cambria"/>
-          <w:sz w:val="26"/>
-          <w:szCs w:val="26"/>
-        </w:rPr>
-      </w:pPr>
-      <w:r>
-        <w:rPr>
-          <w:rtl w:val="0"/>
-        </w:rPr>
-      </w:r>
-    </w:p>
-    <w:p>
-      <w:pPr>
-        <w:rPr>
-          <w:rFonts w:ascii="Cambria" w:cs="Cambria" w:eastAsia="Cambria" w:hAnsi="Cambria"/>
-          <w:sz w:val="26"/>
-          <w:szCs w:val="26"/>
-        </w:rPr>
-      </w:pPr>
-      <w:r>
-        <w:rPr>
-          <w:rFonts w:ascii="Cambria" w:cs="Cambria" w:eastAsia="Cambria" w:hAnsi="Cambria"/>
-          <w:sz w:val="26"/>
-          <w:szCs w:val="26"/>
-          <w:rtl w:val="0"/>
-        </w:rPr>
-        <w:t xml:space="preserve">2.5 Кнопка “Загрузить граф” - позволяет выбрать файл(json) и загружает граф из этого файла.</w:t>
-      </w:r>
-    </w:p>
-    <w:p>
-      <w:pPr>
-        <w:rPr>
-          <w:rFonts w:ascii="Cambria" w:cs="Cambria" w:eastAsia="Cambria" w:hAnsi="Cambria"/>
-          <w:sz w:val="26"/>
-          <w:szCs w:val="26"/>
-        </w:rPr>
-      </w:pPr>
-      <w:r>
-        <w:rPr>
-          <w:rFonts w:ascii="Cambria" w:cs="Cambria" w:eastAsia="Cambria" w:hAnsi="Cambria"/>
-          <w:sz w:val="26"/>
-          <w:szCs w:val="26"/>
-          <w:rtl w:val="0"/>
-        </w:rPr>
-        <w:t xml:space="preserve">2.6 Кнопка “Очистить граф” - очищает рабочую область.</w:t>
-      </w:r>
-    </w:p>
-    <w:p>
-      <w:pPr>
-        <w:rPr>
-          <w:rFonts w:ascii="Cambria" w:cs="Cambria" w:eastAsia="Cambria" w:hAnsi="Cambria"/>
-          <w:sz w:val="26"/>
-          <w:szCs w:val="26"/>
-        </w:rPr>
-      </w:pPr>
-      <w:r>
-        <w:rPr>
-          <w:rFonts w:ascii="Cambria" w:cs="Cambria" w:eastAsia="Cambria" w:hAnsi="Cambria"/>
-          <w:sz w:val="26"/>
-          <w:szCs w:val="26"/>
-          <w:rtl w:val="0"/>
-        </w:rPr>
-        <w:t xml:space="preserve">2.7 Кнопка “Запустить” - запускает визуализацию алгоритма</w:t>
-      </w:r>
-    </w:p>
-    <w:p>
-      <w:pPr>
-        <w:rPr>
-          <w:rFonts w:ascii="Cambria" w:cs="Cambria" w:eastAsia="Cambria" w:hAnsi="Cambria"/>
-          <w:sz w:val="26"/>
-          <w:szCs w:val="26"/>
-        </w:rPr>
-      </w:pPr>
-      <w:r>
-        <w:rPr>
-          <w:rFonts w:ascii="Cambria" w:cs="Cambria" w:eastAsia="Cambria" w:hAnsi="Cambria"/>
-          <w:sz w:val="26"/>
-          <w:szCs w:val="26"/>
-          <w:rtl w:val="0"/>
-        </w:rPr>
-        <w:t xml:space="preserve">2.8 Кнопка “Остановить” - останавливает визуализацию алгоритма</w:t>
-      </w:r>
-    </w:p>
-    <w:p>
-      <w:pPr>
-        <w:rPr>
-          <w:rFonts w:ascii="Cambria" w:cs="Cambria" w:eastAsia="Cambria" w:hAnsi="Cambria"/>
-          <w:sz w:val="26"/>
-          <w:szCs w:val="26"/>
-        </w:rPr>
-      </w:pPr>
-      <w:r>
-        <w:rPr>
-          <w:rFonts w:ascii="Cambria" w:cs="Cambria" w:eastAsia="Cambria" w:hAnsi="Cambria"/>
-          <w:sz w:val="26"/>
-          <w:szCs w:val="26"/>
-          <w:rtl w:val="0"/>
-        </w:rPr>
-        <w:t xml:space="preserve">2.9 Кнопки “Назад” и “Вперед” - необходимы для пошагового объяснения алгоритма. </w:t>
-      </w:r>
-    </w:p>
-    <w:p>
-      <w:pPr>
-        <w:rPr>
-          <w:rFonts w:ascii="Cambria" w:cs="Cambria" w:eastAsia="Cambria" w:hAnsi="Cambria"/>
-          <w:sz w:val="26"/>
-          <w:szCs w:val="26"/>
-        </w:rPr>
-      </w:pPr>
-      <w:r>
-        <w:rPr>
-          <w:rFonts w:ascii="Cambria" w:cs="Cambria" w:eastAsia="Cambria" w:hAnsi="Cambria"/>
-          <w:sz w:val="26"/>
-          <w:szCs w:val="26"/>
-          <w:rtl w:val="0"/>
-        </w:rPr>
-        <w:t xml:space="preserve">2.10 Кнопка “Авто” - запускает полный цикл визуализации</w:t>
-      </w:r>
-    </w:p>
-    <w:p>
-      <w:pPr>
-        <w:rPr>
-          <w:rFonts w:ascii="Cambria" w:cs="Cambria" w:eastAsia="Cambria" w:hAnsi="Cambria"/>
-          <w:sz w:val="26"/>
-          <w:szCs w:val="26"/>
-        </w:rPr>
-      </w:pPr>
-      <w:r>
-        <w:rPr>
-          <w:rFonts w:ascii="Cambria" w:cs="Cambria" w:eastAsia="Cambria" w:hAnsi="Cambria"/>
-          <w:sz w:val="26"/>
-          <w:szCs w:val="26"/>
-          <w:rtl w:val="0"/>
-        </w:rPr>
-        <w:t xml:space="preserve">2.11 Кнопка “Логгер” - показывает текстовое объяснение шага алгоритма.</w:t>
-      </w:r>
-    </w:p>
-    <w:p>
-      <w:pPr>
-        <w:rPr>
-          <w:rFonts w:ascii="Cambria" w:cs="Cambria" w:eastAsia="Cambria" w:hAnsi="Cambria"/>
-          <w:sz w:val="26"/>
-          <w:szCs w:val="26"/>
-        </w:rPr>
-      </w:pPr>
-      <w:r>
-        <w:rPr>
-          <w:rFonts w:ascii="Cambria" w:cs="Cambria" w:eastAsia="Cambria" w:hAnsi="Cambria"/>
-          <w:sz w:val="26"/>
-          <w:szCs w:val="26"/>
-          <w:rtl w:val="0"/>
-        </w:rPr>
-        <w:t xml:space="preserve">2.12 Кнопка “Ориентированный/неориентированный” -позволяет задать ориентированность/неориентированность.</w:t>
-      </w:r>
-    </w:p>
-    <w:p>
-      <w:pPr>
-        <w:rPr>
-          <w:rFonts w:ascii="Cambria" w:cs="Cambria" w:eastAsia="Cambria" w:hAnsi="Cambria"/>
-          <w:sz w:val="26"/>
-          <w:szCs w:val="26"/>
-        </w:rPr>
-      </w:pPr>
-      <w:r>
-        <w:rPr>
-          <w:rtl w:val="0"/>
-        </w:rPr>
-      </w:r>
-    </w:p>
-    <w:p>
-      <w:pPr>
-        <w:rPr>
-          <w:rFonts w:ascii="Cambria" w:cs="Cambria" w:eastAsia="Cambria" w:hAnsi="Cambria"/>
-          <w:sz w:val="26"/>
-          <w:szCs w:val="26"/>
-        </w:rPr>
-      </w:pPr>
-      <w:r>
-        <w:rPr>
-          <w:rtl w:val="0"/>
-        </w:rPr>
-      </w:r>
-    </w:p>
-    <w:p>
-      <w:pPr>
-        <w:rPr>
-          <w:rFonts w:ascii="Cambria" w:cs="Cambria" w:eastAsia="Cambria" w:hAnsi="Cambria"/>
-          <w:sz w:val="26"/>
-          <w:szCs w:val="26"/>
-        </w:rPr>
-      </w:pPr>
-      <w:r>
-        <w:rPr>
-          <w:rFonts w:ascii="Cambria" w:cs="Cambria" w:eastAsia="Cambria" w:hAnsi="Cambria"/>
-          <w:sz w:val="26"/>
-          <w:szCs w:val="26"/>
-          <w:rtl w:val="0"/>
-        </w:rPr>
-        <w:t xml:space="preserve">3. Процесс визуализации алгоритма </w:t>
-      </w:r>
-    </w:p>
-    <w:p>
-      <w:pPr>
-        <w:rPr>
-          <w:rFonts w:ascii="Cambria" w:cs="Cambria" w:eastAsia="Cambria" w:hAnsi="Cambria"/>
-          <w:sz w:val="26"/>
-          <w:szCs w:val="26"/>
-        </w:rPr>
-      </w:pPr>
-      <w:r>
-        <w:rPr>
-          <w:rFonts w:ascii="Cambria" w:cs="Cambria" w:eastAsia="Cambria" w:hAnsi="Cambria"/>
-          <w:sz w:val="26"/>
-          <w:szCs w:val="26"/>
-          <w:rtl w:val="0"/>
-        </w:rPr>
-        <w:t xml:space="preserve">3.1 Из начальной вершины постепенно пытаемся построить путь к соседним</w:t>
-      </w:r>
-    </w:p>
-    <w:p>
-      <w:pPr>
-        <w:rPr>
-          <w:rFonts w:ascii="Cambria" w:cs="Cambria" w:eastAsia="Cambria" w:hAnsi="Cambria"/>
-          <w:sz w:val="26"/>
-          <w:szCs w:val="26"/>
-        </w:rPr>
-      </w:pPr>
-      <w:r>
-        <w:rPr>
-          <w:rFonts w:ascii="Cambria" w:cs="Cambria" w:eastAsia="Cambria" w:hAnsi="Cambria"/>
-          <w:sz w:val="26"/>
-          <w:szCs w:val="26"/>
-          <w:rtl w:val="0"/>
-        </w:rPr>
-        <w:t xml:space="preserve">3.2 Изначально если нет прямого пути между вершинами в матрице , путь между вершинами задаем равным бесконечности.</w:t>
-      </w:r>
-    </w:p>
-    <w:p>
-      <w:pPr>
-        <w:rPr>
-          <w:rFonts w:ascii="Cambria" w:cs="Cambria" w:eastAsia="Cambria" w:hAnsi="Cambria"/>
-          <w:sz w:val="26"/>
-          <w:szCs w:val="26"/>
-        </w:rPr>
-      </w:pPr>
-      <w:r>
-        <w:rPr>
-          <w:rFonts w:ascii="Cambria" w:cs="Cambria" w:eastAsia="Cambria" w:hAnsi="Cambria"/>
-          <w:sz w:val="26"/>
-          <w:szCs w:val="26"/>
-          <w:rtl w:val="0"/>
-        </w:rPr>
-        <w:t xml:space="preserve">3.3 Если путь между вершинами равен бесконечности, пытаемся его улучшить пройдя через другие вершины к данной вершине</w:t>
-      </w:r>
-    </w:p>
-    <w:p>
-      <w:pPr>
-        <w:rPr>
-          <w:rFonts w:ascii="Cambria" w:cs="Cambria" w:eastAsia="Cambria" w:hAnsi="Cambria"/>
-          <w:sz w:val="26"/>
-          <w:szCs w:val="26"/>
-        </w:rPr>
-      </w:pPr>
-      <w:r>
-        <w:rPr>
-          <w:rFonts w:ascii="Cambria" w:cs="Cambria" w:eastAsia="Cambria" w:hAnsi="Cambria"/>
-          <w:sz w:val="26"/>
-          <w:szCs w:val="26"/>
-          <w:rtl w:val="0"/>
-        </w:rPr>
-        <w:t xml:space="preserve">3.4 Если путь между вершинами равен конечному числу, то мы также пытаемся улучшить этот путь , проходя через другие вершины , чтобы найти кратчайшее расстояние.</w:t>
-      </w:r>
-    </w:p>
-    <w:p>
-      <w:pPr>
-        <w:rPr>
-          <w:rFonts w:ascii="Cambria" w:cs="Cambria" w:eastAsia="Cambria" w:hAnsi="Cambria"/>
-          <w:sz w:val="26"/>
-          <w:szCs w:val="26"/>
-        </w:rPr>
-      </w:pPr>
-      <w:r>
-        <w:rPr>
-          <w:rFonts w:ascii="Cambria" w:cs="Cambria" w:eastAsia="Cambria" w:hAnsi="Cambria"/>
-          <w:sz w:val="26"/>
-          <w:szCs w:val="26"/>
-          <w:rtl w:val="0"/>
-        </w:rPr>
-        <w:t xml:space="preserve">3.5 На каждом шаге подсвечиваем вершины между которыми мы ищем кратчайший путь,  в том случае если мы высчитываем непрямой путь через промежуточные вершины, то их закрашиваем другим цветом.(аналогично для матрицы)</w:t>
-      </w:r>
-    </w:p>
-    <w:p>
-      <w:pPr>
-        <w:rPr>
-          <w:rFonts w:ascii="Cambria" w:cs="Cambria" w:eastAsia="Cambria" w:hAnsi="Cambria"/>
-          <w:sz w:val="26"/>
-          <w:szCs w:val="26"/>
-        </w:rPr>
-      </w:pPr>
-      <w:r>
-        <w:rPr>
-          <w:rtl w:val="0"/>
-        </w:rPr>
-      </w:r>
-    </w:p>
-    <w:p>
-      <w:pPr>
-        <w:rPr>
-          <w:rFonts w:ascii="Cambria" w:cs="Cambria" w:eastAsia="Cambria" w:hAnsi="Cambria"/>
-          <w:sz w:val="26"/>
-          <w:szCs w:val="26"/>
-        </w:rPr>
-      </w:pPr>
-      <w:r>
-        <w:rPr>
-          <w:rFonts w:ascii="Cambria" w:cs="Cambria" w:eastAsia="Cambria" w:hAnsi="Cambria"/>
-          <w:sz w:val="26"/>
-          <w:szCs w:val="26"/>
-          <w:rtl w:val="0"/>
-        </w:rPr>
-        <w:t xml:space="preserve">4. формат входных и выходных данных.</w:t>
-      </w:r>
-    </w:p>
-    <w:p>
-      <w:pPr>
-        <w:rPr>
-          <w:rFonts w:ascii="Cambria" w:cs="Cambria" w:eastAsia="Cambria" w:hAnsi="Cambria"/>
-          <w:sz w:val="26"/>
-          <w:szCs w:val="26"/>
-        </w:rPr>
-      </w:pPr>
-      <w:r>
-        <w:rPr>
-          <w:rFonts w:ascii="Cambria" w:cs="Cambria" w:eastAsia="Cambria" w:hAnsi="Cambria"/>
-          <w:sz w:val="26"/>
-          <w:szCs w:val="26"/>
-          <w:rtl w:val="0"/>
-        </w:rPr>
-        <w:t xml:space="preserve">4.1 Входные данные:</w:t>
+        <w:t xml:space="preserve">Приложение делится на 4 области. Кнопки,Рабочая область(граф),Матрица и логгер.</w:t>
+      </w:r>
+    </w:p>
+    <w:p>
+      <w:pPr>
+        <w:rPr>
+          <w:rFonts w:ascii="Cambria" w:cs="Cambria" w:eastAsia="Cambria" w:hAnsi="Cambria"/>
+          <w:sz w:val="26"/>
+          <w:szCs w:val="26"/>
+        </w:rPr>
+      </w:pPr>
+      <w:r>
+        <w:rPr>
+          <w:rtl w:val="0"/>
+        </w:rPr>
+      </w:r>
+    </w:p>
+    <w:p>
+      <w:pPr>
+        <w:rPr>
+          <w:rFonts w:ascii="Cambria" w:cs="Cambria" w:eastAsia="Cambria" w:hAnsi="Cambria"/>
+          <w:sz w:val="26"/>
+          <w:szCs w:val="26"/>
+        </w:rPr>
+      </w:pPr>
+      <w:r>
+        <w:rPr>
+          <w:rFonts w:ascii="Cambria" w:cs="Cambria" w:eastAsia="Cambria" w:hAnsi="Cambria"/>
+          <w:sz w:val="26"/>
+          <w:szCs w:val="26"/>
+          <w:rtl w:val="0"/>
+        </w:rPr>
+        <w:t xml:space="preserve">2.1. Кнопка «Добавить вершину» -   При нажатии кнопки  активирует режим создания новой вершины. Клик левой кнопкой мыши (ЛКМ) по свободной области рабочего пространства фиксирует координаты и создает новую вершину графа. Повторное нажатие на кнопку или клавишу Esc отменяет режим. </w:t>
+      </w:r>
+    </w:p>
+    <w:p>
+      <w:pPr>
+        <w:rPr>
+          <w:rFonts w:ascii="Cambria" w:cs="Cambria" w:eastAsia="Cambria" w:hAnsi="Cambria"/>
+          <w:sz w:val="26"/>
+          <w:szCs w:val="26"/>
+        </w:rPr>
+      </w:pPr>
+      <w:r>
+        <w:rPr>
+          <w:rFonts w:ascii="Cambria" w:cs="Cambria" w:eastAsia="Cambria" w:hAnsi="Cambria"/>
+          <w:sz w:val="26"/>
+          <w:szCs w:val="26"/>
+          <w:rtl w:val="0"/>
+        </w:rPr>
+        <w:t xml:space="preserve">2.2. Кнопка «Добавить ребро» - При нажатии кнопки  активирует режим соединения вершин. Пользователь должен последовательно кликнуть по двум существующим вершинам: первая станет началом ребра, вторая - концом. После выбора второй вершины на экране появляется  окно для ввода числового значения веса ребра. </w:t>
+      </w:r>
+    </w:p>
+    <w:p>
+      <w:pPr>
+        <w:rPr>
+          <w:rFonts w:ascii="Cambria" w:cs="Cambria" w:eastAsia="Cambria" w:hAnsi="Cambria"/>
+          <w:sz w:val="26"/>
+          <w:szCs w:val="26"/>
+        </w:rPr>
+      </w:pPr>
+      <w:r>
+        <w:rPr>
+          <w:rFonts w:ascii="Cambria" w:cs="Cambria" w:eastAsia="Cambria" w:hAnsi="Cambria"/>
+          <w:sz w:val="26"/>
+          <w:szCs w:val="26"/>
+          <w:rtl w:val="0"/>
+        </w:rPr>
+        <w:t xml:space="preserve">2.3. Кнопка «Переместить»  - При нажатии кнопки позволяет захватить любую вершину (зажатием ЛКМ) и изменить ее координаты на рабочей области. При перетаскивании все инцидентные (связанные с ней) ребра динамически перерисовываются, следуя за вершиной.</w:t>
+      </w:r>
+    </w:p>
+    <w:p>
+      <w:pPr>
+        <w:rPr>
+          <w:rFonts w:ascii="Cambria" w:cs="Cambria" w:eastAsia="Cambria" w:hAnsi="Cambria"/>
+          <w:sz w:val="26"/>
+          <w:szCs w:val="26"/>
+        </w:rPr>
+      </w:pPr>
+      <w:r>
+        <w:rPr>
+          <w:rFonts w:ascii="Cambria" w:cs="Cambria" w:eastAsia="Cambria" w:hAnsi="Cambria"/>
+          <w:sz w:val="26"/>
+          <w:szCs w:val="26"/>
+          <w:rtl w:val="0"/>
+        </w:rPr>
+        <w:t xml:space="preserve"> 2.4. Кнопка «Удалить» - При нажатии кнопки активирует режим удаления элементов. Клик ЛКМ по вершине удаляет ее вместе со всеми связанными с ней ребрами. Клик по ребру удаляет только выбранное ребро. </w:t>
+      </w:r>
+    </w:p>
+    <w:p>
+      <w:pPr>
+        <w:rPr>
+          <w:rFonts w:ascii="Cambria" w:cs="Cambria" w:eastAsia="Cambria" w:hAnsi="Cambria"/>
+          <w:sz w:val="26"/>
+          <w:szCs w:val="26"/>
+        </w:rPr>
+      </w:pPr>
+      <w:r>
+        <w:rPr>
+          <w:rFonts w:ascii="Cambria" w:cs="Cambria" w:eastAsia="Cambria" w:hAnsi="Cambria"/>
+          <w:sz w:val="26"/>
+          <w:szCs w:val="26"/>
+          <w:rtl w:val="0"/>
+        </w:rPr>
+        <w:t xml:space="preserve">2.5. Кнопка «Загрузить граф» -  При нажатии кнопки инициирует процесс импорта данных. Открывает стандартное системное окно выбора файла. Система ожидает файл в формате .json, считывает его, проводит валидацию (проверку на корректность структуры) данных, формирует модель графа и отрисовывает его на рабочей области. </w:t>
+      </w:r>
+    </w:p>
+    <w:p>
+      <w:pPr>
+        <w:rPr>
+          <w:rFonts w:ascii="Cambria" w:cs="Cambria" w:eastAsia="Cambria" w:hAnsi="Cambria"/>
+          <w:sz w:val="26"/>
+          <w:szCs w:val="26"/>
+        </w:rPr>
+      </w:pPr>
+      <w:r>
+        <w:rPr>
+          <w:rFonts w:ascii="Cambria" w:cs="Cambria" w:eastAsia="Cambria" w:hAnsi="Cambria"/>
+          <w:sz w:val="26"/>
+          <w:szCs w:val="26"/>
+          <w:rtl w:val="0"/>
+        </w:rPr>
+        <w:t xml:space="preserve">2.6. Кнопка «Очистить»  - При нажатии кнопки полностью очищает рабочую область от всех вершин и ребер, а также сбрасывает внутреннее состояние программы и историю вычислений. </w:t>
+      </w:r>
+    </w:p>
+    <w:p>
+      <w:pPr>
+        <w:rPr>
+          <w:rFonts w:ascii="Cambria" w:cs="Cambria" w:eastAsia="Cambria" w:hAnsi="Cambria"/>
+          <w:sz w:val="26"/>
+          <w:szCs w:val="26"/>
+        </w:rPr>
+      </w:pPr>
+      <w:r>
+        <w:rPr>
+          <w:rFonts w:ascii="Cambria" w:cs="Cambria" w:eastAsia="Cambria" w:hAnsi="Cambria"/>
+          <w:sz w:val="26"/>
+          <w:szCs w:val="26"/>
+          <w:rtl w:val="0"/>
+        </w:rPr>
+        <w:t xml:space="preserve">2.7. Кнопка «Запустить»  -  Инициирует выполнение алгоритма на текущем графе. По умолчанию переводит визуализатор в режим пошагового выполнения: при нажатии происходит расчет и отрисовка первого шага алгоритма с выделением активных элементов. </w:t>
+      </w:r>
+    </w:p>
+    <w:p>
+      <w:pPr>
+        <w:rPr>
+          <w:rFonts w:ascii="Cambria" w:cs="Cambria" w:eastAsia="Cambria" w:hAnsi="Cambria"/>
+          <w:sz w:val="26"/>
+          <w:szCs w:val="26"/>
+        </w:rPr>
+      </w:pPr>
+      <w:r>
+        <w:rPr>
+          <w:rFonts w:ascii="Cambria" w:cs="Cambria" w:eastAsia="Cambria" w:hAnsi="Cambria"/>
+          <w:sz w:val="26"/>
+          <w:szCs w:val="26"/>
+          <w:rtl w:val="0"/>
+        </w:rPr>
+        <w:t xml:space="preserve">2.8. Кнопка «Остановить» - При нажатии кнопки приостанавливает выполнение алгоритма. Текущее состояние графа и промежуточные вычисления сохраняются, что позволяет пользователю проанализировать результат. </w:t>
+      </w:r>
+    </w:p>
+    <w:p>
+      <w:pPr>
+        <w:rPr>
+          <w:rFonts w:ascii="Cambria" w:cs="Cambria" w:eastAsia="Cambria" w:hAnsi="Cambria"/>
+          <w:sz w:val="26"/>
+          <w:szCs w:val="26"/>
+        </w:rPr>
+      </w:pPr>
+      <w:r>
+        <w:rPr>
+          <w:rFonts w:ascii="Cambria" w:cs="Cambria" w:eastAsia="Cambria" w:hAnsi="Cambria"/>
+          <w:sz w:val="26"/>
+          <w:szCs w:val="26"/>
+          <w:rtl w:val="0"/>
+        </w:rPr>
+        <w:t xml:space="preserve">2.9. Кнопки «Назад» и «Вперед»  -  Инструменты навигации по истории состояний графа в процессе выполнения алгоритма. Кнопка «Назад» откатывает визуализацию на один шаг назад, а «Вперед» - продвигает на один шаг вперед. Необходимы для детального, покадрового изучения логики работы алгоритма. </w:t>
+      </w:r>
+    </w:p>
+    <w:p>
+      <w:pPr>
+        <w:rPr>
+          <w:rFonts w:ascii="Cambria" w:cs="Cambria" w:eastAsia="Cambria" w:hAnsi="Cambria"/>
+          <w:sz w:val="26"/>
+          <w:szCs w:val="26"/>
+        </w:rPr>
+      </w:pPr>
+      <w:r>
+        <w:rPr>
+          <w:rFonts w:ascii="Cambria" w:cs="Cambria" w:eastAsia="Cambria" w:hAnsi="Cambria"/>
+          <w:sz w:val="26"/>
+          <w:szCs w:val="26"/>
+          <w:rtl w:val="0"/>
+        </w:rPr>
+        <w:t xml:space="preserve">2.10. Кнопка «Авто» - При нажатии кнопки запускается непрерывная анимация выполнения алгоритма от начального состояния до завершения. </w:t>
+      </w:r>
+    </w:p>
+    <w:p>
+      <w:pPr>
+        <w:rPr>
+          <w:rFonts w:ascii="Cambria" w:cs="Cambria" w:eastAsia="Cambria" w:hAnsi="Cambria"/>
+          <w:sz w:val="26"/>
+          <w:szCs w:val="26"/>
+        </w:rPr>
+      </w:pPr>
+      <w:r>
+        <w:rPr>
+          <w:rtl w:val="0"/>
+        </w:rPr>
+      </w:r>
+    </w:p>
+    <w:p>
+      <w:pPr>
+        <w:rPr>
+          <w:rFonts w:ascii="Cambria" w:cs="Cambria" w:eastAsia="Cambria" w:hAnsi="Cambria"/>
+          <w:sz w:val="26"/>
+          <w:szCs w:val="26"/>
+        </w:rPr>
+      </w:pPr>
+      <w:r>
+        <w:rPr>
+          <w:rFonts w:ascii="Cambria" w:cs="Cambria" w:eastAsia="Cambria" w:hAnsi="Cambria"/>
+          <w:sz w:val="26"/>
+          <w:szCs w:val="26"/>
+          <w:rtl w:val="0"/>
+        </w:rPr>
+        <w:t xml:space="preserve">2.11. Переключатель «Ориентированный / Неориентированный» - Определяет тип создаваемого и загружаемого графа.       В неориентированном графе ребра не имеют направления (отображаются как простые линии), а связь между вершинами является двусторонней.      В ориентированном графе ребра имеют направление (отображаются со стрелками), что влияет на визуальное представление и логику обхода графа алгоритмами.</w:t>
+      </w:r>
+    </w:p>
+    <w:p>
+      <w:pPr>
+        <w:rPr>
+          <w:rFonts w:ascii="Cambria" w:cs="Cambria" w:eastAsia="Cambria" w:hAnsi="Cambria"/>
+          <w:sz w:val="26"/>
+          <w:szCs w:val="26"/>
+        </w:rPr>
+      </w:pPr>
+      <w:r>
+        <w:rPr>
+          <w:rtl w:val="0"/>
+        </w:rPr>
+      </w:r>
+    </w:p>
+    <w:p>
+      <w:pPr>
+        <w:rPr>
+          <w:rFonts w:ascii="Cambria" w:cs="Cambria" w:eastAsia="Cambria" w:hAnsi="Cambria"/>
+          <w:sz w:val="26"/>
+          <w:szCs w:val="26"/>
+        </w:rPr>
+      </w:pPr>
+      <w:r>
+        <w:rPr>
+          <w:rFonts w:ascii="Cambria" w:cs="Cambria" w:eastAsia="Cambria" w:hAnsi="Cambria"/>
+          <w:sz w:val="26"/>
+          <w:szCs w:val="26"/>
+          <w:rtl w:val="0"/>
+        </w:rPr>
+        <w:t xml:space="preserve">3. Описание работы логгера</w:t>
+      </w:r>
+    </w:p>
+    <w:p>
+      <w:pPr>
+        <w:rPr>
+          <w:rFonts w:ascii="Cambria" w:cs="Cambria" w:eastAsia="Cambria" w:hAnsi="Cambria"/>
+          <w:sz w:val="26"/>
+          <w:szCs w:val="26"/>
+        </w:rPr>
+      </w:pPr>
+      <w:r>
+        <w:rPr>
+          <w:rtl w:val="0"/>
+        </w:rPr>
+      </w:r>
+    </w:p>
+    <w:p>
+      <w:pPr>
+        <w:rPr>
+          <w:rFonts w:ascii="Cambria" w:cs="Cambria" w:eastAsia="Cambria" w:hAnsi="Cambria"/>
+          <w:sz w:val="26"/>
+          <w:szCs w:val="26"/>
+        </w:rPr>
+      </w:pPr>
+      <w:r>
+        <w:rPr>
+          <w:rFonts w:ascii="Cambria" w:cs="Cambria" w:eastAsia="Cambria" w:hAnsi="Cambria"/>
+          <w:sz w:val="26"/>
+          <w:szCs w:val="26"/>
+          <w:rtl w:val="0"/>
+        </w:rPr>
+        <w:t xml:space="preserve">3.1. Назначение модуля Журнал хода алгоритма (логгер) предназначен для текстового сопровождения работы алгоритма Флойда–Уоршелла в режиме реального времени. Поскольку данный алгоритм выполняет многократные проверки всех пар вершин через промежуточные узлы, визуальное представление изменений на графе недостаточно для полного понимания логики работы.  </w:t>
+      </w:r>
+    </w:p>
+    <w:p>
+      <w:pPr>
+        <w:rPr>
+          <w:rFonts w:ascii="Cambria" w:cs="Cambria" w:eastAsia="Cambria" w:hAnsi="Cambria"/>
+          <w:sz w:val="26"/>
+          <w:szCs w:val="26"/>
+        </w:rPr>
+      </w:pPr>
+      <w:r>
+        <w:rPr>
+          <w:rtl w:val="0"/>
+        </w:rPr>
+      </w:r>
+    </w:p>
+    <w:p>
+      <w:pPr>
+        <w:rPr>
+          <w:rFonts w:ascii="Cambria" w:cs="Cambria" w:eastAsia="Cambria" w:hAnsi="Cambria"/>
+          <w:sz w:val="26"/>
+          <w:szCs w:val="26"/>
+        </w:rPr>
+      </w:pPr>
+      <w:r>
+        <w:rPr>
+          <w:rFonts w:ascii="Cambria" w:cs="Cambria" w:eastAsia="Cambria" w:hAnsi="Cambria"/>
+          <w:sz w:val="26"/>
+          <w:szCs w:val="26"/>
+          <w:rtl w:val="0"/>
+        </w:rPr>
+        <w:t xml:space="preserve"> 3.2. Принцип формирования сообщений Для алгоритма Флойда–Уоршелла характерно большое количество внутренних проверок: при n вершинах выполняется n³ операций сравнения  Для каждого этапа k (промежуточной вершины) выводится заголовок, обозначающий начало проверки;     отдельные сообщения формируются только в случае успешного улучшения расстояния между какой-либо парой вершин; если на текущем этапе улучшений не произошло, выводится краткое уведомление об этом.  Такой подход позволяет пользователю сосредоточиться на содержательных изменениях, не отвлекаясь на рутинные проверки, не приведшие к обновлению таблицы расстояний. </w:t>
+      </w:r>
+    </w:p>
+    <w:p>
+      <w:pPr>
+        <w:rPr>
+          <w:rFonts w:ascii="Cambria" w:cs="Cambria" w:eastAsia="Cambria" w:hAnsi="Cambria"/>
+          <w:sz w:val="26"/>
+          <w:szCs w:val="26"/>
+        </w:rPr>
+      </w:pPr>
+      <w:r>
+        <w:rPr>
+          <w:rtl w:val="0"/>
+        </w:rPr>
+      </w:r>
+    </w:p>
+    <w:p>
+      <w:pPr>
+        <w:rPr>
+          <w:rFonts w:ascii="Cambria" w:cs="Cambria" w:eastAsia="Cambria" w:hAnsi="Cambria"/>
+          <w:sz w:val="26"/>
+          <w:szCs w:val="26"/>
+        </w:rPr>
+      </w:pPr>
+      <w:r>
+        <w:rPr>
+          <w:rFonts w:ascii="Cambria" w:cs="Cambria" w:eastAsia="Cambria" w:hAnsi="Cambria"/>
+          <w:sz w:val="26"/>
+          <w:szCs w:val="26"/>
+          <w:rtl w:val="0"/>
+        </w:rPr>
+        <w:t xml:space="preserve">3.3. Структура записи в журнале </w:t>
+      </w:r>
+    </w:p>
+    <w:p>
+      <w:pPr>
+        <w:ind w:left="0" w:firstLine="0"/>
+        <w:rPr>
+          <w:rFonts w:ascii="Cambria" w:cs="Cambria" w:eastAsia="Cambria" w:hAnsi="Cambria"/>
+          <w:sz w:val="26"/>
+          <w:szCs w:val="26"/>
+        </w:rPr>
+      </w:pPr>
+      <w:r>
+        <w:rPr>
+          <w:rFonts w:ascii="Cambria" w:cs="Cambria" w:eastAsia="Cambria" w:hAnsi="Cambria"/>
+          <w:sz w:val="26"/>
+          <w:szCs w:val="26"/>
+          <w:rtl w:val="0"/>
+        </w:rPr>
+        <w:t xml:space="preserve">Каждая запись логгера содержит следующую информацию:   </w:t>
+      </w:r>
+    </w:p>
+    <w:p>
+      <w:pPr>
+        <w:numPr>
+          <w:ilvl w:val="0"/>
+          <w:numId w:val="8"/>
+        </w:numPr>
+        <w:ind w:left="720" w:hanging="360"/>
+        <w:rPr>
+          <w:rFonts w:ascii="Cambria" w:cs="Cambria" w:eastAsia="Cambria" w:hAnsi="Cambria"/>
+          <w:sz w:val="26"/>
+          <w:szCs w:val="26"/>
+          <w:u w:val="none"/>
+        </w:rPr>
+      </w:pPr>
+      <w:r>
+        <w:rPr>
+          <w:rFonts w:ascii="Cambria" w:cs="Cambria" w:eastAsia="Cambria" w:hAnsi="Cambria"/>
+          <w:sz w:val="26"/>
+          <w:szCs w:val="26"/>
+          <w:rtl w:val="0"/>
+        </w:rPr>
+        <w:t xml:space="preserve"> номер этапа(порядковый номер промежуточной вершины k);    </w:t>
+      </w:r>
+    </w:p>
+    <w:p>
+      <w:pPr>
+        <w:numPr>
+          <w:ilvl w:val="0"/>
+          <w:numId w:val="8"/>
+        </w:numPr>
+        <w:ind w:left="720" w:hanging="360"/>
+        <w:rPr>
+          <w:rFonts w:ascii="Cambria" w:cs="Cambria" w:eastAsia="Cambria" w:hAnsi="Cambria"/>
+          <w:sz w:val="26"/>
+          <w:szCs w:val="26"/>
+          <w:u w:val="none"/>
+        </w:rPr>
+      </w:pPr>
+      <w:r>
+        <w:rPr>
+          <w:rFonts w:ascii="Cambria" w:cs="Cambria" w:eastAsia="Cambria" w:hAnsi="Cambria"/>
+          <w:sz w:val="26"/>
+          <w:szCs w:val="26"/>
+          <w:rtl w:val="0"/>
+        </w:rPr>
+        <w:t xml:space="preserve">имя промежуточной вершины ( вершина, через которую производится проверка)</w:t>
+      </w:r>
+    </w:p>
+    <w:p>
+      <w:pPr>
+        <w:numPr>
+          <w:ilvl w:val="0"/>
+          <w:numId w:val="8"/>
+        </w:numPr>
+        <w:ind w:left="720" w:hanging="360"/>
+        <w:rPr>
+          <w:rFonts w:ascii="Cambria" w:cs="Cambria" w:eastAsia="Cambria" w:hAnsi="Cambria"/>
+          <w:sz w:val="26"/>
+          <w:szCs w:val="26"/>
+          <w:u w:val="none"/>
+        </w:rPr>
+      </w:pPr>
+      <w:r>
+        <w:rPr>
+          <w:rFonts w:ascii="Cambria" w:cs="Cambria" w:eastAsia="Cambria" w:hAnsi="Cambria"/>
+          <w:sz w:val="26"/>
+          <w:szCs w:val="26"/>
+          <w:rtl w:val="0"/>
+        </w:rPr>
+        <w:t xml:space="preserve"> текстовое описание действия  </w:t>
+      </w:r>
+    </w:p>
+    <w:p>
+      <w:pPr>
+        <w:numPr>
+          <w:ilvl w:val="0"/>
+          <w:numId w:val="8"/>
+        </w:numPr>
+        <w:ind w:left="720" w:hanging="360"/>
+        <w:rPr>
+          <w:rFonts w:ascii="Cambria" w:cs="Cambria" w:eastAsia="Cambria" w:hAnsi="Cambria"/>
+          <w:sz w:val="26"/>
+          <w:szCs w:val="26"/>
+          <w:u w:val="none"/>
+        </w:rPr>
+      </w:pPr>
+      <w:r>
+        <w:rPr>
+          <w:rFonts w:ascii="Cambria" w:cs="Cambria" w:eastAsia="Cambria" w:hAnsi="Cambria"/>
+          <w:sz w:val="26"/>
+          <w:szCs w:val="26"/>
+          <w:rtl w:val="0"/>
+        </w:rPr>
+        <w:t xml:space="preserve"> числовые значения - предыдущее и новое расстояние, а также компоненты нового пути (расстояние от i до k и от k до j).  </w:t>
+      </w:r>
+    </w:p>
+    <w:p>
+      <w:pPr>
+        <w:rPr>
+          <w:rFonts w:ascii="Cambria" w:cs="Cambria" w:eastAsia="Cambria" w:hAnsi="Cambria"/>
+          <w:sz w:val="26"/>
+          <w:szCs w:val="26"/>
+        </w:rPr>
+      </w:pPr>
+      <w:r>
+        <w:rPr>
+          <w:rtl w:val="0"/>
+        </w:rPr>
+      </w:r>
+    </w:p>
+    <w:p>
+      <w:pPr>
+        <w:rPr>
+          <w:rFonts w:ascii="Cambria" w:cs="Cambria" w:eastAsia="Cambria" w:hAnsi="Cambria"/>
+          <w:sz w:val="26"/>
+          <w:szCs w:val="26"/>
+        </w:rPr>
+      </w:pPr>
+      <w:r>
+        <w:rPr>
+          <w:rFonts w:ascii="Cambria" w:cs="Cambria" w:eastAsia="Cambria" w:hAnsi="Cambria"/>
+          <w:sz w:val="26"/>
+          <w:szCs w:val="26"/>
+          <w:rtl w:val="0"/>
+        </w:rPr>
+        <w:t xml:space="preserve"> 3.4. Примеры сообщений </w:t>
+      </w:r>
+    </w:p>
+    <w:p>
+      <w:pPr>
+        <w:rPr>
+          <w:rFonts w:ascii="Cambria" w:cs="Cambria" w:eastAsia="Cambria" w:hAnsi="Cambria"/>
+          <w:sz w:val="26"/>
+          <w:szCs w:val="26"/>
+        </w:rPr>
+      </w:pPr>
+      <w:r>
+        <w:rPr>
+          <w:rFonts w:ascii="Cambria" w:cs="Cambria" w:eastAsia="Cambria" w:hAnsi="Cambria"/>
+          <w:sz w:val="26"/>
+          <w:szCs w:val="26"/>
+          <w:rtl w:val="0"/>
+        </w:rPr>
+        <w:t xml:space="preserve">Ниже приведены типовые формулировки, генерируемые логгером в различных ситуациях: </w:t>
+      </w:r>
+    </w:p>
+    <w:p>
+      <w:pPr>
+        <w:numPr>
+          <w:ilvl w:val="0"/>
+          <w:numId w:val="7"/>
+        </w:numPr>
+        <w:ind w:left="720" w:hanging="360"/>
+        <w:rPr>
+          <w:rFonts w:ascii="Cambria" w:cs="Cambria" w:eastAsia="Cambria" w:hAnsi="Cambria"/>
+          <w:sz w:val="26"/>
+          <w:szCs w:val="26"/>
+          <w:u w:val="none"/>
+        </w:rPr>
+      </w:pPr>
+      <w:r>
+        <w:rPr>
+          <w:rFonts w:ascii="Cambria" w:cs="Cambria" w:eastAsia="Cambria" w:hAnsi="Cambria"/>
+          <w:sz w:val="26"/>
+          <w:szCs w:val="26"/>
+          <w:rtl w:val="0"/>
+        </w:rPr>
+        <w:t xml:space="preserve">Начало этапа:      “[Этап 1] Проверяем пути через вершину A”.  </w:t>
+      </w:r>
+    </w:p>
+    <w:p>
+      <w:pPr>
+        <w:numPr>
+          <w:ilvl w:val="0"/>
+          <w:numId w:val="7"/>
+        </w:numPr>
+        <w:ind w:left="720" w:hanging="360"/>
+        <w:rPr>
+          <w:rFonts w:ascii="Cambria" w:cs="Cambria" w:eastAsia="Cambria" w:hAnsi="Cambria"/>
+          <w:sz w:val="26"/>
+          <w:szCs w:val="26"/>
+          <w:u w:val="none"/>
+        </w:rPr>
+      </w:pPr>
+      <w:r>
+        <w:rPr>
+          <w:rFonts w:ascii="Cambria" w:cs="Cambria" w:eastAsia="Cambria" w:hAnsi="Cambria"/>
+          <w:sz w:val="26"/>
+          <w:szCs w:val="26"/>
+          <w:rtl w:val="0"/>
+        </w:rPr>
+        <w:t xml:space="preserve">Успешное улучшение маршрута:   “ Улучшен маршрут B → D: было 12, стало 7 (путь B → A → D: 3 + 4)”. </w:t>
+      </w:r>
+    </w:p>
+    <w:p>
+      <w:pPr>
+        <w:numPr>
+          <w:ilvl w:val="0"/>
+          <w:numId w:val="7"/>
+        </w:numPr>
+        <w:ind w:left="720" w:hanging="360"/>
+        <w:rPr>
+          <w:rFonts w:ascii="Cambria" w:cs="Cambria" w:eastAsia="Cambria" w:hAnsi="Cambria"/>
+          <w:sz w:val="26"/>
+          <w:szCs w:val="26"/>
+          <w:u w:val="none"/>
+        </w:rPr>
+      </w:pPr>
+      <w:r>
+        <w:rPr>
+          <w:rFonts w:ascii="Cambria" w:cs="Cambria" w:eastAsia="Cambria" w:hAnsi="Cambria"/>
+          <w:sz w:val="26"/>
+          <w:szCs w:val="26"/>
+          <w:rtl w:val="0"/>
+        </w:rPr>
+        <w:t xml:space="preserve"> Отсутствие улучшений на этапе:  “На данном этапе улучшений маршрутов не обнаружено”.  </w:t>
+      </w:r>
+    </w:p>
+    <w:p>
+      <w:pPr>
+        <w:numPr>
+          <w:ilvl w:val="0"/>
+          <w:numId w:val="7"/>
+        </w:numPr>
+        <w:ind w:left="720" w:hanging="360"/>
+        <w:rPr>
+          <w:rFonts w:ascii="Cambria" w:cs="Cambria" w:eastAsia="Cambria" w:hAnsi="Cambria"/>
+          <w:sz w:val="26"/>
+          <w:szCs w:val="26"/>
+          <w:u w:val="none"/>
+        </w:rPr>
+      </w:pPr>
+      <w:r>
+        <w:rPr>
+          <w:rFonts w:ascii="Cambria" w:cs="Cambria" w:eastAsia="Cambria" w:hAnsi="Cambria"/>
+          <w:sz w:val="26"/>
+          <w:szCs w:val="26"/>
+          <w:rtl w:val="0"/>
+        </w:rPr>
+        <w:t xml:space="preserve">Невозможность построения пути:    “Путь C → E через вершину A невозможен: отсутствует ребро A → E”.  </w:t>
+      </w:r>
+    </w:p>
+    <w:p>
+      <w:pPr>
+        <w:numPr>
+          <w:ilvl w:val="0"/>
+          <w:numId w:val="7"/>
+        </w:numPr>
+        <w:ind w:left="720" w:hanging="360"/>
+        <w:rPr>
+          <w:rFonts w:ascii="Cambria" w:cs="Cambria" w:eastAsia="Cambria" w:hAnsi="Cambria"/>
+          <w:sz w:val="26"/>
+          <w:szCs w:val="26"/>
+          <w:u w:val="none"/>
+        </w:rPr>
+      </w:pPr>
+      <w:r>
+        <w:rPr>
+          <w:rFonts w:ascii="Cambria" w:cs="Cambria" w:eastAsia="Cambria" w:hAnsi="Cambria"/>
+          <w:sz w:val="26"/>
+          <w:szCs w:val="26"/>
+          <w:rtl w:val="0"/>
+        </w:rPr>
+        <w:t xml:space="preserve">Завершение алгоритма:     “ [Завершение] Алгоритм выполнен за 4 этапа. Найдены кратчайшие расстояния между всеми парами вершин. Всего улучшено 7 маршрутов”.  </w:t>
+      </w:r>
+    </w:p>
+    <w:p>
+      <w:pPr>
+        <w:rPr>
+          <w:rFonts w:ascii="Cambria" w:cs="Cambria" w:eastAsia="Cambria" w:hAnsi="Cambria"/>
+          <w:sz w:val="26"/>
+          <w:szCs w:val="26"/>
+        </w:rPr>
+      </w:pPr>
+      <w:r>
+        <w:rPr>
+          <w:rtl w:val="0"/>
+        </w:rPr>
+      </w:r>
+    </w:p>
+    <w:p>
+      <w:pPr>
+        <w:rPr>
+          <w:rFonts w:ascii="Cambria" w:cs="Cambria" w:eastAsia="Cambria" w:hAnsi="Cambria"/>
+          <w:sz w:val="26"/>
+          <w:szCs w:val="26"/>
+        </w:rPr>
+      </w:pPr>
+      <w:r>
+        <w:rPr>
+          <w:rFonts w:ascii="Cambria" w:cs="Cambria" w:eastAsia="Cambria" w:hAnsi="Cambria"/>
+          <w:sz w:val="26"/>
+          <w:szCs w:val="26"/>
+          <w:rtl w:val="0"/>
+        </w:rPr>
+        <w:t xml:space="preserve">3.5. Обработка особых случаев </w:t>
+      </w:r>
+    </w:p>
+    <w:p>
+      <w:pPr>
+        <w:rPr>
+          <w:rFonts w:ascii="Cambria" w:cs="Cambria" w:eastAsia="Cambria" w:hAnsi="Cambria"/>
+          <w:sz w:val="26"/>
+          <w:szCs w:val="26"/>
+        </w:rPr>
+      </w:pPr>
+      <w:r>
+        <w:rPr>
+          <w:rFonts w:ascii="Cambria" w:cs="Cambria" w:eastAsia="Cambria" w:hAnsi="Cambria"/>
+          <w:sz w:val="26"/>
+          <w:szCs w:val="26"/>
+          <w:rtl w:val="0"/>
+        </w:rPr>
+        <w:t xml:space="preserve">Логгер отдельно реагирует на ситуации, требующие внимания пользователя:      1) Несвязный граф. Если после завершения алгоритма между некоторыми парами вершин расстояние остаётся равным бесконечности, в итоговом сообщении выводится уведомление: </w:t>
+      </w:r>
+    </w:p>
+    <w:p>
+      <w:pPr>
+        <w:rPr>
+          <w:rFonts w:ascii="Cambria" w:cs="Cambria" w:eastAsia="Cambria" w:hAnsi="Cambria"/>
+          <w:sz w:val="26"/>
+          <w:szCs w:val="26"/>
+        </w:rPr>
+      </w:pPr>
+      <w:r>
+        <w:rPr>
+          <w:rFonts w:ascii="Cambria" w:cs="Cambria" w:eastAsia="Cambria" w:hAnsi="Cambria"/>
+          <w:sz w:val="26"/>
+          <w:szCs w:val="26"/>
+          <w:rtl w:val="0"/>
+        </w:rPr>
+        <w:t xml:space="preserve">“Примечание: вершины F и G находятся в разных компонентах связности, путь между ними не существует.”</w:t>
+      </w:r>
+    </w:p>
+    <w:p>
+      <w:pPr>
+        <w:rPr>
+          <w:rFonts w:ascii="Cambria" w:cs="Cambria" w:eastAsia="Cambria" w:hAnsi="Cambria"/>
+          <w:sz w:val="26"/>
+          <w:szCs w:val="26"/>
+        </w:rPr>
+      </w:pPr>
+      <w:r>
+        <w:rPr>
+          <w:rtl w:val="0"/>
+        </w:rPr>
+      </w:r>
+    </w:p>
+    <w:p>
+      <w:pPr>
+        <w:rPr>
+          <w:rFonts w:ascii="Cambria" w:cs="Cambria" w:eastAsia="Cambria" w:hAnsi="Cambria"/>
+          <w:sz w:val="26"/>
+          <w:szCs w:val="26"/>
+        </w:rPr>
+      </w:pPr>
+      <w:r>
+        <w:rPr>
+          <w:rFonts w:ascii="Cambria" w:cs="Cambria" w:eastAsia="Cambria" w:hAnsi="Cambria"/>
+          <w:sz w:val="26"/>
+          <w:szCs w:val="26"/>
+          <w:rtl w:val="0"/>
+        </w:rPr>
+        <w:t xml:space="preserve">2) Отрицательные циклы. Алгоритм Флойда–Уоршелла позволяет обнаруживать циклы отрицательного веса: если после завершения на главной диагонали матрицы расстояний появляется отрицательное значение (d[i][i] &lt; 0), логгер выводит предупреждение:   </w:t>
+      </w:r>
+    </w:p>
+    <w:p>
+      <w:pPr>
+        <w:rPr>
+          <w:rFonts w:ascii="Cambria" w:cs="Cambria" w:eastAsia="Cambria" w:hAnsi="Cambria"/>
+          <w:sz w:val="26"/>
+          <w:szCs w:val="26"/>
+        </w:rPr>
+      </w:pPr>
+      <w:r>
+        <w:rPr>
+          <w:rFonts w:ascii="Cambria" w:cs="Cambria" w:eastAsia="Cambria" w:hAnsi="Cambria"/>
+          <w:sz w:val="26"/>
+          <w:szCs w:val="26"/>
+          <w:rtl w:val="0"/>
+        </w:rPr>
+        <w:t xml:space="preserve"> “ Внимание: обнаружен цикл отрицательного веса. Результаты алгоритма могут быть некорректны.”</w:t>
+      </w:r>
+    </w:p>
+    <w:p>
+      <w:pPr>
+        <w:rPr>
+          <w:rFonts w:ascii="Cambria" w:cs="Cambria" w:eastAsia="Cambria" w:hAnsi="Cambria"/>
+          <w:sz w:val="26"/>
+          <w:szCs w:val="26"/>
+        </w:rPr>
+      </w:pPr>
+      <w:r>
+        <w:rPr>
+          <w:rtl w:val="0"/>
+        </w:rPr>
+      </w:r>
+    </w:p>
+    <w:p>
+      <w:pPr>
+        <w:rPr>
+          <w:rFonts w:ascii="Cambria" w:cs="Cambria" w:eastAsia="Cambria" w:hAnsi="Cambria"/>
+          <w:sz w:val="26"/>
+          <w:szCs w:val="26"/>
+        </w:rPr>
+      </w:pPr>
+      <w:r>
+        <w:rPr>
+          <w:rFonts w:ascii="Cambria" w:cs="Cambria" w:eastAsia="Cambria" w:hAnsi="Cambria"/>
+          <w:sz w:val="26"/>
+          <w:szCs w:val="26"/>
+          <w:rtl w:val="0"/>
+        </w:rPr>
+        <w:t xml:space="preserve">3.6. Взаимодействие с визуализацией </w:t>
+      </w:r>
+    </w:p>
+    <w:p>
+      <w:pPr>
+        <w:rPr>
+          <w:rFonts w:ascii="Cambria" w:cs="Cambria" w:eastAsia="Cambria" w:hAnsi="Cambria"/>
+          <w:sz w:val="26"/>
+          <w:szCs w:val="26"/>
+        </w:rPr>
+      </w:pPr>
+      <w:r>
+        <w:rPr>
+          <w:rFonts w:ascii="Cambria" w:cs="Cambria" w:eastAsia="Cambria" w:hAnsi="Cambria"/>
+          <w:sz w:val="26"/>
+          <w:szCs w:val="26"/>
+          <w:rtl w:val="0"/>
+        </w:rPr>
+        <w:t xml:space="preserve">Логгер работает в синхронизации с графическим представлением графа:      при переходе к следующему шагу в журнале появляется новая запись, одновременно на графе выделяются текущая промежуточная вершина k и анализируемая пара (i, j);     при использовании кнопок «Назад» и «Вперёд» журнал автоматически показывает запись, соответствующую текущему кадру визуализации, что позволяет пользователю сопоставлять текст и графическое состояние.В автоматическом режиме журнал прокручивается синхронно анимацией, формируя описание о ходе работы алгоритма.  </w:t>
+      </w:r>
+    </w:p>
+    <w:p>
+      <w:pPr>
+        <w:rPr>
+          <w:rFonts w:ascii="Cambria" w:cs="Cambria" w:eastAsia="Cambria" w:hAnsi="Cambria"/>
+          <w:sz w:val="26"/>
+          <w:szCs w:val="26"/>
+        </w:rPr>
+      </w:pPr>
+      <w:r>
+        <w:rPr>
+          <w:rtl w:val="0"/>
+        </w:rPr>
+      </w:r>
+    </w:p>
+    <w:p>
+      <w:pPr>
+        <w:rPr>
+          <w:rFonts w:ascii="Cambria" w:cs="Cambria" w:eastAsia="Cambria" w:hAnsi="Cambria"/>
+          <w:sz w:val="26"/>
+          <w:szCs w:val="26"/>
+        </w:rPr>
+      </w:pPr>
+      <w:r>
+        <w:rPr>
+          <w:rtl w:val="0"/>
+        </w:rPr>
+      </w:r>
+    </w:p>
+    <w:p>
+      <w:pPr>
+        <w:rPr>
+          <w:rFonts w:ascii="Cambria" w:cs="Cambria" w:eastAsia="Cambria" w:hAnsi="Cambria"/>
+          <w:sz w:val="26"/>
+          <w:szCs w:val="26"/>
+        </w:rPr>
+      </w:pPr>
+      <w:r>
+        <w:rPr>
+          <w:rtl w:val="0"/>
+        </w:rPr>
+      </w:r>
+    </w:p>
+    <w:p>
+      <w:pPr>
+        <w:rPr>
+          <w:rFonts w:ascii="Cambria" w:cs="Cambria" w:eastAsia="Cambria" w:hAnsi="Cambria"/>
+          <w:sz w:val="26"/>
+          <w:szCs w:val="26"/>
+        </w:rPr>
+      </w:pPr>
+      <w:r>
+        <w:rPr>
+          <w:rFonts w:ascii="Cambria" w:cs="Cambria" w:eastAsia="Cambria" w:hAnsi="Cambria"/>
+          <w:sz w:val="26"/>
+          <w:szCs w:val="26"/>
+          <w:rtl w:val="0"/>
+        </w:rPr>
+        <w:t xml:space="preserve">4. Визуализация работы алгоритма Флойда–Уоршелла </w:t>
+      </w:r>
+    </w:p>
+    <w:p>
+      <w:pPr>
+        <w:rPr>
+          <w:rFonts w:ascii="Cambria" w:cs="Cambria" w:eastAsia="Cambria" w:hAnsi="Cambria"/>
+          <w:sz w:val="26"/>
+          <w:szCs w:val="26"/>
+        </w:rPr>
+      </w:pPr>
+      <w:r>
+        <w:rPr>
+          <w:rtl w:val="0"/>
+        </w:rPr>
+      </w:r>
+    </w:p>
+    <w:p>
+      <w:pPr>
+        <w:rPr>
+          <w:rFonts w:ascii="Cambria" w:cs="Cambria" w:eastAsia="Cambria" w:hAnsi="Cambria"/>
+          <w:sz w:val="26"/>
+          <w:szCs w:val="26"/>
+        </w:rPr>
+      </w:pPr>
+      <w:r>
+        <w:rPr>
+          <w:rFonts w:ascii="Cambria" w:cs="Cambria" w:eastAsia="Cambria" w:hAnsi="Cambria"/>
+          <w:sz w:val="26"/>
+          <w:szCs w:val="26"/>
+          <w:rtl w:val="0"/>
+        </w:rPr>
+        <w:t xml:space="preserve">4.1. Визуализация матрицы расстояний </w:t>
+      </w:r>
+    </w:p>
+    <w:p>
+      <w:pPr>
+        <w:rPr>
+          <w:rFonts w:ascii="Cambria" w:cs="Cambria" w:eastAsia="Cambria" w:hAnsi="Cambria"/>
+          <w:sz w:val="26"/>
+          <w:szCs w:val="26"/>
+        </w:rPr>
+      </w:pPr>
+      <w:r>
+        <w:rPr>
+          <w:rFonts w:ascii="Cambria" w:cs="Cambria" w:eastAsia="Cambria" w:hAnsi="Cambria"/>
+          <w:sz w:val="26"/>
+          <w:szCs w:val="26"/>
+          <w:rtl w:val="0"/>
+        </w:rPr>
+        <w:t xml:space="preserve">Интерфейс матрицы спроектирован таким образом, чтобы пользователь мог в любой момент времени однозначно определить, какие ячейки участвуют в текущей операции и как изменяется их содержимое.</w:t>
+      </w:r>
+    </w:p>
+    <w:p>
+      <w:pPr>
+        <w:rPr>
+          <w:rFonts w:ascii="Cambria" w:cs="Cambria" w:eastAsia="Cambria" w:hAnsi="Cambria"/>
+          <w:sz w:val="26"/>
+          <w:szCs w:val="26"/>
+        </w:rPr>
+      </w:pPr>
+      <w:r>
+        <w:rPr>
+          <w:rFonts w:ascii="Cambria" w:cs="Cambria" w:eastAsia="Cambria" w:hAnsi="Cambria"/>
+          <w:sz w:val="26"/>
+          <w:szCs w:val="26"/>
+          <w:rtl w:val="0"/>
+        </w:rPr>
+        <w:t xml:space="preserve"> 4.1.1. Структура и начальное заполнение </w:t>
+      </w:r>
+    </w:p>
+    <w:p>
+      <w:pPr>
+        <w:rPr>
+          <w:rFonts w:ascii="Cambria" w:cs="Cambria" w:eastAsia="Cambria" w:hAnsi="Cambria"/>
+          <w:sz w:val="26"/>
+          <w:szCs w:val="26"/>
+        </w:rPr>
+      </w:pPr>
+      <w:r>
+        <w:rPr>
+          <w:rFonts w:ascii="Cambria" w:cs="Cambria" w:eastAsia="Cambria" w:hAnsi="Cambria"/>
+          <w:sz w:val="26"/>
+          <w:szCs w:val="26"/>
+          <w:rtl w:val="0"/>
+        </w:rPr>
+        <w:t xml:space="preserve">Матрица отображается в виде квадратной таблицы размером N^3, где  N - количество вершин в графе. Изначально матрица уже инициализирована и содержит:  Главную диагональ  - заполненную нулями и окрашенную в нейтральный серый цвет.    Ячейки с существующими рёбрами  содержат веса соответствующих рёбер графа.    Ячейки без прямых соединений - заполненные символом бесконечности (∞), выведенным приглушенным светло-серым цветом.  </w:t>
+      </w:r>
+    </w:p>
+    <w:p>
+      <w:pPr>
+        <w:rPr>
+          <w:rFonts w:ascii="Cambria" w:cs="Cambria" w:eastAsia="Cambria" w:hAnsi="Cambria"/>
+          <w:sz w:val="26"/>
+          <w:szCs w:val="26"/>
+        </w:rPr>
+      </w:pPr>
+      <w:r>
+        <w:rPr>
+          <w:rFonts w:ascii="Cambria" w:cs="Cambria" w:eastAsia="Cambria" w:hAnsi="Cambria"/>
+          <w:sz w:val="26"/>
+          <w:szCs w:val="26"/>
+          <w:rtl w:val="0"/>
+        </w:rPr>
+        <w:t xml:space="preserve">4.1.2. Цветовое кодирование ячеек</w:t>
+      </w:r>
+    </w:p>
+    <w:p>
+      <w:pPr>
+        <w:rPr>
+          <w:rFonts w:ascii="Cambria" w:cs="Cambria" w:eastAsia="Cambria" w:hAnsi="Cambria"/>
+          <w:sz w:val="26"/>
+          <w:szCs w:val="26"/>
+        </w:rPr>
+      </w:pPr>
+      <w:r>
+        <w:rPr>
+          <w:rFonts w:ascii="Cambria" w:cs="Cambria" w:eastAsia="Cambria" w:hAnsi="Cambria"/>
+          <w:sz w:val="26"/>
+          <w:szCs w:val="26"/>
+          <w:rtl w:val="0"/>
+        </w:rPr>
+        <w:t xml:space="preserve"> На каждом шаге алгоритма матрица динамически подсвечивается, отражая текущую итерацию трёх вложенных циклов:     </w:t>
+      </w:r>
+    </w:p>
+    <w:p>
+      <w:pPr>
+        <w:rPr>
+          <w:rFonts w:ascii="Cambria" w:cs="Cambria" w:eastAsia="Cambria" w:hAnsi="Cambria"/>
+          <w:sz w:val="26"/>
+          <w:szCs w:val="26"/>
+        </w:rPr>
+      </w:pPr>
+      <w:r>
+        <w:rPr>
+          <w:rFonts w:ascii="Cambria" w:cs="Cambria" w:eastAsia="Cambria" w:hAnsi="Cambria"/>
+          <w:sz w:val="26"/>
+          <w:szCs w:val="26"/>
+          <w:rtl w:val="0"/>
+        </w:rPr>
+        <w:t xml:space="preserve"> Строка    i (вершина отправления) - подсвечивается синим фоном.   </w:t>
+      </w:r>
+    </w:p>
+    <w:p>
+      <w:pPr>
+        <w:rPr>
+          <w:rFonts w:ascii="Cambria" w:cs="Cambria" w:eastAsia="Cambria" w:hAnsi="Cambria"/>
+          <w:sz w:val="26"/>
+          <w:szCs w:val="26"/>
+        </w:rPr>
+      </w:pPr>
+      <w:r>
+        <w:rPr>
+          <w:rFonts w:ascii="Cambria" w:cs="Cambria" w:eastAsia="Cambria" w:hAnsi="Cambria"/>
+          <w:sz w:val="26"/>
+          <w:szCs w:val="26"/>
+          <w:rtl w:val="0"/>
+        </w:rPr>
+        <w:t xml:space="preserve"> Столбец j (вершина назначения) - подсвечивается синим  фоном.    </w:t>
+      </w:r>
+    </w:p>
+    <w:p>
+      <w:pPr>
+        <w:rPr>
+          <w:rFonts w:ascii="Cambria" w:cs="Cambria" w:eastAsia="Cambria" w:hAnsi="Cambria"/>
+          <w:sz w:val="26"/>
+          <w:szCs w:val="26"/>
+        </w:rPr>
+      </w:pPr>
+      <w:r>
+        <w:rPr>
+          <w:rFonts w:ascii="Cambria" w:cs="Cambria" w:eastAsia="Cambria" w:hAnsi="Cambria"/>
+          <w:sz w:val="26"/>
+          <w:szCs w:val="26"/>
+          <w:rtl w:val="0"/>
+        </w:rPr>
+        <w:t xml:space="preserve"> Ячейка [i][j] (текущая анализируемая) - заключается в жирную контрастную рамку, что делает её главным визуальным акцентом.    </w:t>
+      </w:r>
+    </w:p>
+    <w:p>
+      <w:pPr>
+        <w:rPr>
+          <w:rFonts w:ascii="Cambria" w:cs="Cambria" w:eastAsia="Cambria" w:hAnsi="Cambria"/>
+          <w:sz w:val="26"/>
+          <w:szCs w:val="26"/>
+        </w:rPr>
+      </w:pPr>
+      <w:r>
+        <w:rPr>
+          <w:rFonts w:ascii="Cambria" w:cs="Cambria" w:eastAsia="Cambria" w:hAnsi="Cambria"/>
+          <w:sz w:val="26"/>
+          <w:szCs w:val="26"/>
+          <w:rtl w:val="0"/>
+        </w:rPr>
+        <w:t xml:space="preserve"> Ячейки-слагаемые  [i][k] и  [k][j] - закрашиваются ярким оранжевым цветом, соответствующим цвету промежуточной вершины k.  Такое кодирование обеспечивает наглядное правило: значение в отведенной ячейке сравнивается с суммой двух оранжевых ячеек. </w:t>
+      </w:r>
+    </w:p>
+    <w:p>
+      <w:pPr>
+        <w:rPr>
+          <w:rFonts w:ascii="Cambria" w:cs="Cambria" w:eastAsia="Cambria" w:hAnsi="Cambria"/>
+          <w:sz w:val="26"/>
+          <w:szCs w:val="26"/>
+        </w:rPr>
+      </w:pPr>
+      <w:r>
+        <w:rPr>
+          <w:rFonts w:ascii="Cambria" w:cs="Cambria" w:eastAsia="Cambria" w:hAnsi="Cambria"/>
+          <w:sz w:val="26"/>
+          <w:szCs w:val="26"/>
+          <w:rtl w:val="0"/>
+        </w:rPr>
+        <w:t xml:space="preserve">4.1.3. Анимация операций релаксации </w:t>
+      </w:r>
+    </w:p>
+    <w:p>
+      <w:pPr>
+        <w:rPr>
+          <w:rFonts w:ascii="Cambria" w:cs="Cambria" w:eastAsia="Cambria" w:hAnsi="Cambria"/>
+          <w:sz w:val="26"/>
+          <w:szCs w:val="26"/>
+        </w:rPr>
+      </w:pPr>
+      <w:r>
+        <w:rPr>
+          <w:rFonts w:ascii="Cambria" w:cs="Cambria" w:eastAsia="Cambria" w:hAnsi="Cambria"/>
+          <w:sz w:val="26"/>
+          <w:szCs w:val="26"/>
+          <w:rtl w:val="0"/>
+        </w:rPr>
+        <w:t xml:space="preserve">Изменения в матрице сопровождаются анимацией:   </w:t>
+      </w:r>
+    </w:p>
+    <w:p>
+      <w:pPr>
+        <w:rPr>
+          <w:rFonts w:ascii="Cambria" w:cs="Cambria" w:eastAsia="Cambria" w:hAnsi="Cambria"/>
+          <w:sz w:val="26"/>
+          <w:szCs w:val="26"/>
+        </w:rPr>
+      </w:pPr>
+      <w:r>
+        <w:rPr>
+          <w:rFonts w:ascii="Cambria" w:cs="Cambria" w:eastAsia="Cambria" w:hAnsi="Cambria"/>
+          <w:sz w:val="26"/>
+          <w:szCs w:val="26"/>
+          <w:rtl w:val="0"/>
+        </w:rPr>
+        <w:t xml:space="preserve">Обнаружение нового пути (замена  ∞ на конечное число): символ бесконечности плавно исчезает, на его месте появляется вычисленное значение. Ячейка кратковременно вспыхивает зелёным цветом, сигнализируя об успехе.     </w:t>
+      </w:r>
+    </w:p>
+    <w:p>
+      <w:pPr>
+        <w:rPr>
+          <w:rFonts w:ascii="Cambria" w:cs="Cambria" w:eastAsia="Cambria" w:hAnsi="Cambria"/>
+          <w:sz w:val="26"/>
+          <w:szCs w:val="26"/>
+        </w:rPr>
+      </w:pPr>
+      <w:r>
+        <w:rPr>
+          <w:rFonts w:ascii="Cambria" w:cs="Cambria" w:eastAsia="Cambria" w:hAnsi="Cambria"/>
+          <w:sz w:val="26"/>
+          <w:szCs w:val="26"/>
+          <w:rtl w:val="0"/>
+        </w:rPr>
+        <w:t xml:space="preserve">Оптимизация существующего пути (замена большего значения на меньшее): старое число анимировано зачеркивается и заменяется новым. Ячейка также подсвечивается зелёным.     </w:t>
+      </w:r>
+    </w:p>
+    <w:p>
+      <w:pPr>
+        <w:rPr>
+          <w:rFonts w:ascii="Cambria" w:cs="Cambria" w:eastAsia="Cambria" w:hAnsi="Cambria"/>
+          <w:sz w:val="26"/>
+          <w:szCs w:val="26"/>
+        </w:rPr>
+      </w:pPr>
+      <w:r>
+        <w:rPr>
+          <w:rFonts w:ascii="Cambria" w:cs="Cambria" w:eastAsia="Cambria" w:hAnsi="Cambria"/>
+          <w:sz w:val="26"/>
+          <w:szCs w:val="26"/>
+          <w:rtl w:val="0"/>
+        </w:rPr>
+        <w:t xml:space="preserve">Отклонение неоптимального пути (новое значение больше текущего): старое значение остаётся неизменным, ячейка кратковременно мигает красным цветом.</w:t>
+      </w:r>
+    </w:p>
+    <w:p>
+      <w:pPr>
+        <w:rPr>
+          <w:rFonts w:ascii="Cambria" w:cs="Cambria" w:eastAsia="Cambria" w:hAnsi="Cambria"/>
+          <w:sz w:val="26"/>
+          <w:szCs w:val="26"/>
+        </w:rPr>
+      </w:pPr>
+      <w:r>
+        <w:rPr>
+          <w:rFonts w:ascii="Cambria" w:cs="Cambria" w:eastAsia="Cambria" w:hAnsi="Cambria"/>
+          <w:sz w:val="26"/>
+          <w:szCs w:val="26"/>
+          <w:rtl w:val="0"/>
+        </w:rPr>
+        <w:t xml:space="preserve">4.1.4. Итоговое состояние </w:t>
+      </w:r>
+    </w:p>
+    <w:p>
+      <w:pPr>
+        <w:rPr>
+          <w:rFonts w:ascii="Cambria" w:cs="Cambria" w:eastAsia="Cambria" w:hAnsi="Cambria"/>
+          <w:sz w:val="26"/>
+          <w:szCs w:val="26"/>
+        </w:rPr>
+      </w:pPr>
+      <w:r>
+        <w:rPr>
+          <w:rFonts w:ascii="Cambria" w:cs="Cambria" w:eastAsia="Cambria" w:hAnsi="Cambria"/>
+          <w:sz w:val="26"/>
+          <w:szCs w:val="26"/>
+          <w:rtl w:val="0"/>
+        </w:rPr>
+        <w:t xml:space="preserve">При завершении  алгоритма матрица содержит кратчайшие расстояния между всеми парами вершин. Недостижимые пары по-прежнему отмечены символом ∞ .</w:t>
+      </w:r>
+    </w:p>
+    <w:p>
+      <w:pPr>
+        <w:rPr>
+          <w:rFonts w:ascii="Cambria" w:cs="Cambria" w:eastAsia="Cambria" w:hAnsi="Cambria"/>
+          <w:sz w:val="26"/>
+          <w:szCs w:val="26"/>
+        </w:rPr>
+      </w:pPr>
+      <w:r>
+        <w:rPr>
+          <w:rtl w:val="0"/>
+        </w:rPr>
+      </w:r>
+    </w:p>
+    <w:p>
+      <w:pPr>
+        <w:rPr>
+          <w:rFonts w:ascii="Cambria" w:cs="Cambria" w:eastAsia="Cambria" w:hAnsi="Cambria"/>
+          <w:sz w:val="26"/>
+          <w:szCs w:val="26"/>
+        </w:rPr>
+      </w:pPr>
+      <w:r>
+        <w:rPr>
+          <w:rtl w:val="0"/>
+        </w:rPr>
+      </w:r>
+    </w:p>
+    <w:p>
+      <w:pPr>
+        <w:rPr>
+          <w:rFonts w:ascii="Cambria" w:cs="Cambria" w:eastAsia="Cambria" w:hAnsi="Cambria"/>
+          <w:sz w:val="26"/>
+          <w:szCs w:val="26"/>
+        </w:rPr>
+      </w:pPr>
+      <w:r>
+        <w:rPr>
+          <w:rtl w:val="0"/>
+        </w:rPr>
+      </w:r>
+    </w:p>
+    <w:p>
+      <w:pPr>
+        <w:rPr>
+          <w:rFonts w:ascii="Cambria" w:cs="Cambria" w:eastAsia="Cambria" w:hAnsi="Cambria"/>
+          <w:sz w:val="26"/>
+          <w:szCs w:val="26"/>
+        </w:rPr>
+      </w:pPr>
+      <w:r>
+        <w:rPr>
+          <w:rtl w:val="0"/>
+        </w:rPr>
+      </w:r>
+    </w:p>
+    <w:p>
+      <w:pPr>
+        <w:rPr>
+          <w:rFonts w:ascii="Cambria" w:cs="Cambria" w:eastAsia="Cambria" w:hAnsi="Cambria"/>
+          <w:sz w:val="26"/>
+          <w:szCs w:val="26"/>
+        </w:rPr>
+      </w:pPr>
+      <w:r>
+        <w:rPr>
+          <w:rFonts w:ascii="Cambria" w:cs="Cambria" w:eastAsia="Cambria" w:hAnsi="Cambria"/>
+          <w:sz w:val="26"/>
+          <w:szCs w:val="26"/>
+          <w:rtl w:val="0"/>
+        </w:rPr>
+        <w:t xml:space="preserve">4.2. Визуализация графа </w:t>
+      </w:r>
+    </w:p>
+    <w:p>
+      <w:pPr>
+        <w:rPr>
+          <w:rFonts w:ascii="Cambria" w:cs="Cambria" w:eastAsia="Cambria" w:hAnsi="Cambria"/>
+          <w:sz w:val="26"/>
+          <w:szCs w:val="26"/>
+        </w:rPr>
+      </w:pPr>
+      <w:r>
+        <w:rPr>
+          <w:rFonts w:ascii="Cambria" w:cs="Cambria" w:eastAsia="Cambria" w:hAnsi="Cambria"/>
+          <w:sz w:val="26"/>
+          <w:szCs w:val="26"/>
+          <w:rtl w:val="0"/>
+        </w:rPr>
+        <w:t xml:space="preserve">Граф является геометрическим представлением задачи, и его визуализация решает две задачи: отображает исходные данные (вершины и рёбра с весами) и синхронно с матрицей показывает, какие элементы участвуют в текущем шаге алгоритма. </w:t>
+      </w:r>
+    </w:p>
+    <w:p>
+      <w:pPr>
+        <w:rPr>
+          <w:rFonts w:ascii="Cambria" w:cs="Cambria" w:eastAsia="Cambria" w:hAnsi="Cambria"/>
+          <w:sz w:val="26"/>
+          <w:szCs w:val="26"/>
+        </w:rPr>
+      </w:pPr>
+      <w:r>
+        <w:rPr>
+          <w:rFonts w:ascii="Cambria" w:cs="Cambria" w:eastAsia="Cambria" w:hAnsi="Cambria"/>
+          <w:sz w:val="26"/>
+          <w:szCs w:val="26"/>
+          <w:rtl w:val="0"/>
+        </w:rPr>
+        <w:t xml:space="preserve">4.2.1. Граф отображается в отдельной рабочей области, расположенной рядом с матрицей. Вершины представлены в виде круглых узлов с подписями (именами), ребра - линиями, соединяющими вершины. На каждом ребре размещена метка с числовым значением веса, что позволяет пользователю видеть исходные данные без необходимости обращаться к матрице. Для ориентированного графа рёбра отображаются со стрелками, указывающими направление; для неориентированного - простыми линиями без стрелок. </w:t>
+      </w:r>
+    </w:p>
+    <w:p>
+      <w:pPr>
+        <w:rPr>
+          <w:rFonts w:ascii="Cambria" w:cs="Cambria" w:eastAsia="Cambria" w:hAnsi="Cambria"/>
+          <w:sz w:val="26"/>
+          <w:szCs w:val="26"/>
+        </w:rPr>
+      </w:pPr>
+      <w:r>
+        <w:rPr>
+          <w:rFonts w:ascii="Cambria" w:cs="Cambria" w:eastAsia="Cambria" w:hAnsi="Cambria"/>
+          <w:sz w:val="26"/>
+          <w:szCs w:val="26"/>
+          <w:rtl w:val="0"/>
+        </w:rPr>
+        <w:t xml:space="preserve">4.2.2. Цветовое кодирование вершин </w:t>
+      </w:r>
+    </w:p>
+    <w:p>
+      <w:pPr>
+        <w:rPr>
+          <w:rFonts w:ascii="Cambria" w:cs="Cambria" w:eastAsia="Cambria" w:hAnsi="Cambria"/>
+          <w:sz w:val="26"/>
+          <w:szCs w:val="26"/>
+        </w:rPr>
+      </w:pPr>
+      <w:r>
+        <w:rPr>
+          <w:rFonts w:ascii="Cambria" w:cs="Cambria" w:eastAsia="Cambria" w:hAnsi="Cambria"/>
+          <w:sz w:val="26"/>
+          <w:szCs w:val="26"/>
+          <w:rtl w:val="0"/>
+        </w:rPr>
+        <w:t xml:space="preserve">Ключевым элементом визуализации графа является строгая цветовая схема, синхронизированная с матрицей. На каждом шаге алгоритма выделяются только активные вершины, а все остальные становятся полупрозрачными, чтобы не отвлекать внимание от текущей операции. Особенность визуализации заключается в том, что цветовое кодирование меняется в зависимости от того, какой именно путь рассматривается алгоритмом в данный момент. </w:t>
+      </w:r>
+    </w:p>
+    <w:p>
+      <w:pPr>
+        <w:rPr>
+          <w:rFonts w:ascii="Cambria" w:cs="Cambria" w:eastAsia="Cambria" w:hAnsi="Cambria"/>
+          <w:sz w:val="26"/>
+          <w:szCs w:val="26"/>
+        </w:rPr>
+      </w:pPr>
+      <w:r>
+        <w:rPr>
+          <w:rFonts w:ascii="Cambria" w:cs="Cambria" w:eastAsia="Cambria" w:hAnsi="Cambria"/>
+          <w:sz w:val="26"/>
+          <w:szCs w:val="26"/>
+          <w:rtl w:val="0"/>
+        </w:rPr>
+        <w:t xml:space="preserve">Сценарий А: Оценка прямого пути (участвуют 2 вершины) </w:t>
+      </w:r>
+    </w:p>
+    <w:p>
+      <w:pPr>
+        <w:rPr>
+          <w:rFonts w:ascii="Cambria" w:cs="Cambria" w:eastAsia="Cambria" w:hAnsi="Cambria"/>
+          <w:sz w:val="26"/>
+          <w:szCs w:val="26"/>
+        </w:rPr>
+      </w:pPr>
+      <w:r>
+        <w:rPr>
+          <w:rFonts w:ascii="Cambria" w:cs="Cambria" w:eastAsia="Cambria" w:hAnsi="Cambria"/>
+          <w:sz w:val="26"/>
+          <w:szCs w:val="26"/>
+          <w:rtl w:val="0"/>
+        </w:rPr>
+        <w:t xml:space="preserve">Когда алгоритм работает с прямым путем между двумя вершинами (например, на этапе первоначального заполнения матрицы или при обращении к прямому ребру), начальная и конечная вершины визуально разделяются: Вершина i (начальная) - подсвечивается первым цветом (синим). Вершина j (конечная) - подсвечивается вторым цветом (фиолетовым). </w:t>
+      </w:r>
+    </w:p>
+    <w:p>
+      <w:pPr>
+        <w:rPr>
+          <w:rFonts w:ascii="Cambria" w:cs="Cambria" w:eastAsia="Cambria" w:hAnsi="Cambria"/>
+          <w:sz w:val="26"/>
+          <w:szCs w:val="26"/>
+        </w:rPr>
+      </w:pPr>
+      <w:r>
+        <w:rPr>
+          <w:rtl w:val="0"/>
+        </w:rPr>
+      </w:r>
+    </w:p>
+    <w:p>
+      <w:pPr>
+        <w:rPr>
+          <w:rFonts w:ascii="Cambria" w:cs="Cambria" w:eastAsia="Cambria" w:hAnsi="Cambria"/>
+          <w:sz w:val="26"/>
+          <w:szCs w:val="26"/>
+        </w:rPr>
+      </w:pPr>
+      <w:r>
+        <w:rPr>
+          <w:rtl w:val="0"/>
+        </w:rPr>
+      </w:r>
+    </w:p>
+    <w:p>
+      <w:pPr>
+        <w:rPr>
+          <w:rFonts w:ascii="Cambria" w:cs="Cambria" w:eastAsia="Cambria" w:hAnsi="Cambria"/>
+          <w:sz w:val="26"/>
+          <w:szCs w:val="26"/>
+        </w:rPr>
+      </w:pPr>
+      <w:r>
+        <w:rPr>
+          <w:rFonts w:ascii="Cambria" w:cs="Cambria" w:eastAsia="Cambria" w:hAnsi="Cambria"/>
+          <w:sz w:val="26"/>
+          <w:szCs w:val="26"/>
+          <w:rtl w:val="0"/>
+        </w:rPr>
+        <w:t xml:space="preserve">Сценарий Б: Поиск пути через промежуточную вершину (участвуют 3 вершины) </w:t>
+      </w:r>
+    </w:p>
+    <w:p>
+      <w:pPr>
+        <w:rPr>
+          <w:rFonts w:ascii="Cambria" w:cs="Cambria" w:eastAsia="Cambria" w:hAnsi="Cambria"/>
+          <w:sz w:val="26"/>
+          <w:szCs w:val="26"/>
+        </w:rPr>
+      </w:pPr>
+      <w:r>
+        <w:rPr>
+          <w:rFonts w:ascii="Cambria" w:cs="Cambria" w:eastAsia="Cambria" w:hAnsi="Cambria"/>
+          <w:sz w:val="26"/>
+          <w:szCs w:val="26"/>
+          <w:rtl w:val="0"/>
+        </w:rPr>
+        <w:t xml:space="preserve">Когда алгоритм пытается вычислить или улучшить путь, используя третью вершину для обхода, логика подсветки меняется. Точки отправления и назначения объединяются общим цветом, а промежуточная вершина выделяется контрастным: Вершина i (начальная) и Вершина j (конечная) - подсвечиваются одним цветом (синим). Они символизируют общую границу искомого пути. Вершина k (промежуточная) - подсвечивается другим цветом (фиолетовым). Синхронизация с матрицей Цвета вершин на графе в обоих сценариях полностью соответствуют цветам выделяемых строк, столбцов и ячеек в матрице. Смена цветов создает интуитивно понятный визуальный язык: пользователь с первого взгляда на граф определяет текущую фазу работы алгоритма. Если горят два разных цвета - идет оценка прямого отрезка; если горят две вершины одного цвета, а между ними выделяется вершина другого цвета - алгоритм выполняет процесс релаксации (поиск более выгодного обходного маршрута), при этом пользователь сразу понимает, какие именно ячейки-слагаемые в матрице участвуют в текущем вычислении.</w:t>
+      </w:r>
+    </w:p>
+    <w:p>
+      <w:pPr>
+        <w:rPr>
+          <w:rFonts w:ascii="Cambria" w:cs="Cambria" w:eastAsia="Cambria" w:hAnsi="Cambria"/>
+          <w:sz w:val="26"/>
+          <w:szCs w:val="26"/>
+        </w:rPr>
+      </w:pPr>
+      <w:r>
+        <w:rPr>
+          <w:rFonts w:ascii="Cambria" w:cs="Cambria" w:eastAsia="Cambria" w:hAnsi="Cambria"/>
+          <w:sz w:val="26"/>
+          <w:szCs w:val="26"/>
+          <w:rtl w:val="0"/>
+        </w:rPr>
+        <w:t xml:space="preserve">4.2.3. Состояние неактивных элементов</w:t>
+      </w:r>
+    </w:p>
+    <w:p>
+      <w:pPr>
+        <w:rPr>
+          <w:rFonts w:ascii="Cambria" w:cs="Cambria" w:eastAsia="Cambria" w:hAnsi="Cambria"/>
+          <w:sz w:val="26"/>
+          <w:szCs w:val="26"/>
+        </w:rPr>
+      </w:pPr>
+      <w:r>
+        <w:rPr>
+          <w:rFonts w:ascii="Cambria" w:cs="Cambria" w:eastAsia="Cambria" w:hAnsi="Cambria"/>
+          <w:sz w:val="26"/>
+          <w:szCs w:val="26"/>
+          <w:rtl w:val="0"/>
+        </w:rPr>
+        <w:t xml:space="preserve">Все вершины, не участвующие в текущем шаге (кроме i, j и k), отображаются полупрозрачными. Рёбра между неактивными вершинами также становятся менее контрастными. Такой приём реализует принцип «фокусировки внимания»: пользователь концентрируется только на тех элементах, которые обрабатываются алгоритмом в данный момент. </w:t>
+      </w:r>
+    </w:p>
+    <w:p>
+      <w:pPr>
+        <w:rPr>
+          <w:rFonts w:ascii="Cambria" w:cs="Cambria" w:eastAsia="Cambria" w:hAnsi="Cambria"/>
+          <w:sz w:val="26"/>
+          <w:szCs w:val="26"/>
+        </w:rPr>
+      </w:pPr>
+      <w:r>
+        <w:rPr>
+          <w:rFonts w:ascii="Cambria" w:cs="Cambria" w:eastAsia="Cambria" w:hAnsi="Cambria"/>
+          <w:sz w:val="26"/>
+          <w:szCs w:val="26"/>
+          <w:rtl w:val="0"/>
+        </w:rPr>
+        <w:t xml:space="preserve">4.2.4. Динамическое поведение </w:t>
+      </w:r>
+    </w:p>
+    <w:p>
+      <w:pPr>
+        <w:rPr>
+          <w:rFonts w:ascii="Cambria" w:cs="Cambria" w:eastAsia="Cambria" w:hAnsi="Cambria"/>
+          <w:sz w:val="26"/>
+          <w:szCs w:val="26"/>
+        </w:rPr>
+      </w:pPr>
+      <w:r>
+        <w:rPr>
+          <w:rFonts w:ascii="Cambria" w:cs="Cambria" w:eastAsia="Cambria" w:hAnsi="Cambria"/>
+          <w:sz w:val="26"/>
+          <w:szCs w:val="26"/>
+          <w:rtl w:val="0"/>
+        </w:rPr>
+        <w:t xml:space="preserve">При переходе между шагами алгоритма происходит плавная смена цветовых ролей:    Вершина, бывшая на предыдущем шаге промежуточной (k), может стать вершиной отправления (i) на следующем.    Цвета перетекают между вершинами, создавая визуальную преемственность и облегчая отслеживание логики алгоритма.  </w:t>
+      </w:r>
+    </w:p>
+    <w:p>
+      <w:pPr>
+        <w:rPr>
+          <w:rFonts w:ascii="Cambria" w:cs="Cambria" w:eastAsia="Cambria" w:hAnsi="Cambria"/>
+          <w:sz w:val="26"/>
+          <w:szCs w:val="26"/>
+        </w:rPr>
+      </w:pPr>
+      <w:r>
+        <w:rPr>
+          <w:rFonts w:ascii="Cambria" w:cs="Cambria" w:eastAsia="Cambria" w:hAnsi="Cambria"/>
+          <w:sz w:val="26"/>
+          <w:szCs w:val="26"/>
+          <w:rtl w:val="0"/>
+        </w:rPr>
+        <w:t xml:space="preserve">4.2.5. Связь с матрицей </w:t>
+      </w:r>
+    </w:p>
+    <w:p>
+      <w:pPr>
+        <w:rPr>
+          <w:rFonts w:ascii="Cambria" w:cs="Cambria" w:eastAsia="Cambria" w:hAnsi="Cambria"/>
+          <w:sz w:val="26"/>
+          <w:szCs w:val="26"/>
+        </w:rPr>
+      </w:pPr>
+      <w:r>
+        <w:rPr>
+          <w:rFonts w:ascii="Cambria" w:cs="Cambria" w:eastAsia="Cambria" w:hAnsi="Cambria"/>
+          <w:sz w:val="26"/>
+          <w:szCs w:val="26"/>
+          <w:rtl w:val="0"/>
+        </w:rPr>
+        <w:t xml:space="preserve">Визуализация графа и матрицы работает как единое целое. Когда пользователь видит в матрице, что ячейка [A][C] обновляется на основе ячеек [A][B] и [B][C], он одновременно видит на графе:   синюю вершину A (отправление),     фиолетовую вершину B(промежуточная),     синюю вершину C(назначение).  Это двойное кодирование (числовое в матрице + геометрическое в графе) обеспечивает глубокое понимание алгоритма и позволяет пользователю предугадывать следующие шаги, прежде чем они будут выполнены.</w:t>
+      </w:r>
+    </w:p>
+    <w:p>
+      <w:pPr>
+        <w:rPr>
+          <w:rFonts w:ascii="Cambria" w:cs="Cambria" w:eastAsia="Cambria" w:hAnsi="Cambria"/>
+          <w:sz w:val="26"/>
+          <w:szCs w:val="26"/>
+        </w:rPr>
+      </w:pPr>
+      <w:r>
+        <w:rPr>
+          <w:rtl w:val="0"/>
+        </w:rPr>
+      </w:r>
+    </w:p>
+    <w:p>
+      <w:pPr>
+        <w:rPr>
+          <w:rFonts w:ascii="Cambria" w:cs="Cambria" w:eastAsia="Cambria" w:hAnsi="Cambria"/>
+          <w:sz w:val="26"/>
+          <w:szCs w:val="26"/>
+        </w:rPr>
+      </w:pPr>
+      <w:r>
+        <w:rPr>
+          <w:rFonts w:ascii="Cambria" w:cs="Cambria" w:eastAsia="Cambria" w:hAnsi="Cambria"/>
+          <w:sz w:val="26"/>
+          <w:szCs w:val="26"/>
+          <w:rtl w:val="0"/>
+        </w:rPr>
+        <w:t xml:space="preserve">5. формат входных и выходных данных.</w:t>
+      </w:r>
+    </w:p>
+    <w:p>
+      <w:pPr>
+        <w:rPr>
+          <w:rFonts w:ascii="Cambria" w:cs="Cambria" w:eastAsia="Cambria" w:hAnsi="Cambria"/>
+          <w:sz w:val="26"/>
+          <w:szCs w:val="26"/>
+        </w:rPr>
+      </w:pPr>
+      <w:r>
+        <w:rPr>
+          <w:rFonts w:ascii="Cambria" w:cs="Cambria" w:eastAsia="Cambria" w:hAnsi="Cambria"/>
+          <w:sz w:val="26"/>
+          <w:szCs w:val="26"/>
+          <w:rtl w:val="0"/>
+        </w:rPr>
+        <w:t xml:space="preserve">5.1 Входные данные:</w:t>
       </w:r>
     </w:p>
     <w:p>
@@ -708,7 +1844,7 @@
           <w:szCs w:val="26"/>
           <w:rtl w:val="0"/>
         </w:rPr>
-        <w:t xml:space="preserve">4.2 Выходные данные:</w:t>
+        <w:t xml:space="preserve">5.2 Выходные данные:</w:t>
       </w:r>
     </w:p>
     <w:p>
@@ -727,6 +1863,928 @@
           <w:rtl w:val="0"/>
         </w:rPr>
         <w:t xml:space="preserve">Построение конечной матрицы расстояний.</w:t>
+      </w:r>
+    </w:p>
+    <w:p>
+      <w:pPr>
+        <w:rPr>
+          <w:rFonts w:ascii="Cambria" w:cs="Cambria" w:eastAsia="Cambria" w:hAnsi="Cambria"/>
+          <w:sz w:val="26"/>
+          <w:szCs w:val="26"/>
+        </w:rPr>
+      </w:pPr>
+      <w:r>
+        <w:rPr>
+          <w:rtl w:val="0"/>
+        </w:rPr>
+      </w:r>
+    </w:p>
+    <w:p>
+      <w:pPr>
+        <w:rPr>
+          <w:rFonts w:ascii="Cambria" w:cs="Cambria" w:eastAsia="Cambria" w:hAnsi="Cambria"/>
+          <w:sz w:val="26"/>
+          <w:szCs w:val="26"/>
+        </w:rPr>
+      </w:pPr>
+      <w:r>
+        <w:rPr>
+          <w:rtl w:val="0"/>
+        </w:rPr>
+      </w:r>
+    </w:p>
+    <w:p>
+      <w:pPr>
+        <w:rPr>
+          <w:rFonts w:ascii="Cambria" w:cs="Cambria" w:eastAsia="Cambria" w:hAnsi="Cambria"/>
+          <w:sz w:val="26"/>
+          <w:szCs w:val="26"/>
+        </w:rPr>
+      </w:pPr>
+      <w:r>
+        <w:rPr>
+          <w:rtl w:val="0"/>
+        </w:rPr>
+      </w:r>
+    </w:p>
+    <w:p>
+      <w:pPr>
+        <w:rPr>
+          <w:rFonts w:ascii="Cambria" w:cs="Cambria" w:eastAsia="Cambria" w:hAnsi="Cambria"/>
+          <w:sz w:val="26"/>
+          <w:szCs w:val="26"/>
+        </w:rPr>
+      </w:pPr>
+      <w:r>
+        <w:rPr>
+          <w:rFonts w:ascii="Cambria" w:cs="Cambria" w:eastAsia="Cambria" w:hAnsi="Cambria"/>
+          <w:sz w:val="28"/>
+          <w:szCs w:val="28"/>
+          <w:rtl w:val="0"/>
+        </w:rPr>
+        <w:t xml:space="preserve">            </w:t>
+      </w:r>
+      <w:r>
+        <w:rPr>
+          <w:rFonts w:ascii="Cambria" w:cs="Cambria" w:eastAsia="Cambria" w:hAnsi="Cambria"/>
+          <w:sz w:val="26"/>
+          <w:szCs w:val="26"/>
+          <w:rtl w:val="0"/>
+        </w:rPr>
+        <w:t xml:space="preserve">                                               План разработки</w:t>
+      </w:r>
+    </w:p>
+    <w:p>
+      <w:pPr>
+        <w:rPr>
+          <w:rFonts w:ascii="Cambria" w:cs="Cambria" w:eastAsia="Cambria" w:hAnsi="Cambria"/>
+          <w:sz w:val="26"/>
+          <w:szCs w:val="26"/>
+        </w:rPr>
+      </w:pPr>
+      <w:r>
+        <w:rPr>
+          <w:rFonts w:ascii="Cambria" w:cs="Cambria" w:eastAsia="Cambria" w:hAnsi="Cambria"/>
+          <w:sz w:val="26"/>
+          <w:szCs w:val="26"/>
+          <w:rtl w:val="0"/>
+        </w:rPr>
+        <w:t xml:space="preserve"> </w:t>
+      </w:r>
+    </w:p>
+    <w:p>
+      <w:pPr>
+        <w:rPr>
+          <w:rFonts w:ascii="Cambria" w:cs="Cambria" w:eastAsia="Cambria" w:hAnsi="Cambria"/>
+          <w:sz w:val="26"/>
+          <w:szCs w:val="26"/>
+        </w:rPr>
+      </w:pPr>
+      <w:r>
+        <w:rPr>
+          <w:rFonts w:ascii="Cambria" w:cs="Cambria" w:eastAsia="Cambria" w:hAnsi="Cambria"/>
+          <w:sz w:val="26"/>
+          <w:szCs w:val="26"/>
+          <w:rtl w:val="0"/>
+        </w:rPr>
+        <w:t xml:space="preserve">А) Написание прототипа</w:t>
+      </w:r>
+    </w:p>
+    <w:p>
+      <w:pPr>
+        <w:numPr>
+          <w:ilvl w:val="0"/>
+          <w:numId w:val="4"/>
+        </w:numPr>
+        <w:ind w:left="720" w:hanging="360"/>
+        <w:rPr>
+          <w:rFonts w:ascii="Cambria" w:cs="Cambria" w:eastAsia="Cambria" w:hAnsi="Cambria"/>
+          <w:sz w:val="26"/>
+          <w:szCs w:val="26"/>
+        </w:rPr>
+      </w:pPr>
+      <w:r>
+        <w:rPr>
+          <w:rFonts w:ascii="Cambria" w:cs="Cambria" w:eastAsia="Cambria" w:hAnsi="Cambria"/>
+          <w:sz w:val="26"/>
+          <w:szCs w:val="26"/>
+          <w:rtl w:val="0"/>
+        </w:rPr>
+        <w:t xml:space="preserve">Описание моделей данных</w:t>
+        <w:br w:type="textWrapping"/>
+        <w:t xml:space="preserve">1.1 Vertex</w:t>
+        <w:br w:type="textWrapping"/>
+        <w:t xml:space="preserve">1.2 Edge</w:t>
+        <w:br w:type="textWrapping"/>
+        <w:t xml:space="preserve">1.3 Graph</w:t>
+        <w:br w:type="textWrapping"/>
+        <w:t xml:space="preserve">1.4 AlgorithmStep</w:t>
+        <w:br w:type="textWrapping"/>
+        <w:t xml:space="preserve">1.5 AppState</w:t>
+      </w:r>
+    </w:p>
+    <w:p>
+      <w:pPr>
+        <w:ind w:left="0" w:firstLine="0"/>
+        <w:rPr>
+          <w:rFonts w:ascii="Cambria" w:cs="Cambria" w:eastAsia="Cambria" w:hAnsi="Cambria"/>
+          <w:sz w:val="26"/>
+          <w:szCs w:val="26"/>
+        </w:rPr>
+      </w:pPr>
+      <w:r>
+        <w:rPr>
+          <w:rtl w:val="0"/>
+        </w:rPr>
+      </w:r>
+    </w:p>
+    <w:p>
+      <w:pPr>
+        <w:numPr>
+          <w:ilvl w:val="0"/>
+          <w:numId w:val="4"/>
+        </w:numPr>
+        <w:ind w:left="720" w:hanging="360"/>
+        <w:rPr>
+          <w:rFonts w:ascii="Cambria" w:cs="Cambria" w:eastAsia="Cambria" w:hAnsi="Cambria"/>
+          <w:sz w:val="26"/>
+          <w:szCs w:val="26"/>
+        </w:rPr>
+      </w:pPr>
+      <w:r>
+        <w:rPr>
+          <w:rFonts w:ascii="Cambria" w:cs="Cambria" w:eastAsia="Cambria" w:hAnsi="Cambria"/>
+          <w:sz w:val="26"/>
+          <w:szCs w:val="26"/>
+          <w:rtl w:val="0"/>
+        </w:rPr>
+        <w:t xml:space="preserve">Разметка основного окна</w:t>
+        <w:br w:type="textWrapping"/>
+        <w:t xml:space="preserve">2.1 Панель управления</w:t>
+        <w:br w:type="textWrapping"/>
+        <w:t xml:space="preserve">2.2 Граф (рабочая область)</w:t>
+        <w:br w:type="textWrapping"/>
+        <w:t xml:space="preserve">2.3 Матрица</w:t>
+      </w:r>
+    </w:p>
+    <w:p>
+      <w:pPr>
+        <w:ind w:left="720" w:firstLine="0"/>
+        <w:rPr>
+          <w:rFonts w:ascii="Cambria" w:cs="Cambria" w:eastAsia="Cambria" w:hAnsi="Cambria"/>
+          <w:sz w:val="26"/>
+          <w:szCs w:val="26"/>
+        </w:rPr>
+      </w:pPr>
+      <w:r>
+        <w:rPr>
+          <w:rtl w:val="0"/>
+        </w:rPr>
+      </w:r>
+    </w:p>
+    <w:p>
+      <w:pPr>
+        <w:numPr>
+          <w:ilvl w:val="0"/>
+          <w:numId w:val="4"/>
+        </w:numPr>
+        <w:ind w:left="720" w:hanging="360"/>
+        <w:rPr>
+          <w:rFonts w:ascii="Cambria" w:cs="Cambria" w:eastAsia="Cambria" w:hAnsi="Cambria"/>
+          <w:sz w:val="26"/>
+          <w:szCs w:val="26"/>
+        </w:rPr>
+      </w:pPr>
+      <w:r>
+        <w:rPr>
+          <w:rFonts w:ascii="Cambria" w:cs="Cambria" w:eastAsia="Cambria" w:hAnsi="Cambria"/>
+          <w:sz w:val="26"/>
+          <w:szCs w:val="26"/>
+          <w:rtl w:val="0"/>
+        </w:rPr>
+        <w:t xml:space="preserve">UI дизайн каждой секции, кнопок</w:t>
+      </w:r>
+    </w:p>
+    <w:p>
+      <w:pPr>
+        <w:ind w:left="720" w:firstLine="0"/>
+        <w:rPr>
+          <w:rFonts w:ascii="Cambria" w:cs="Cambria" w:eastAsia="Cambria" w:hAnsi="Cambria"/>
+          <w:sz w:val="26"/>
+          <w:szCs w:val="26"/>
+        </w:rPr>
+      </w:pPr>
+      <w:r>
+        <w:rPr>
+          <w:rtl w:val="0"/>
+        </w:rPr>
+      </w:r>
+    </w:p>
+    <w:p>
+      <w:pPr>
+        <w:numPr>
+          <w:ilvl w:val="0"/>
+          <w:numId w:val="4"/>
+        </w:numPr>
+        <w:ind w:left="720" w:hanging="360"/>
+        <w:rPr>
+          <w:rFonts w:ascii="Cambria" w:cs="Cambria" w:eastAsia="Cambria" w:hAnsi="Cambria"/>
+          <w:sz w:val="26"/>
+          <w:szCs w:val="26"/>
+        </w:rPr>
+      </w:pPr>
+      <w:r>
+        <w:rPr>
+          <w:rFonts w:ascii="Cambria" w:cs="Cambria" w:eastAsia="Cambria" w:hAnsi="Cambria"/>
+          <w:sz w:val="26"/>
+          <w:szCs w:val="26"/>
+          <w:rtl w:val="0"/>
+        </w:rPr>
+        <w:t xml:space="preserve">Написать план тестирования</w:t>
+        <w:br w:type="textWrapping"/>
+        <w:t xml:space="preserve">4.1 Ручное тестирование</w:t>
+        <w:br w:type="textWrapping"/>
+        <w:t xml:space="preserve">4.2 Тестирование алгоритма</w:t>
+        <w:br w:type="textWrapping"/>
+        <w:t xml:space="preserve">4.3 Модульное тестирование</w:t>
+        <w:br w:type="textWrapping"/>
+        <w:t xml:space="preserve">4.4 Интеграционное тестирование</w:t>
+      </w:r>
+    </w:p>
+    <w:p>
+      <w:pPr>
+        <w:ind w:left="720" w:firstLine="0"/>
+        <w:rPr>
+          <w:rFonts w:ascii="Cambria" w:cs="Cambria" w:eastAsia="Cambria" w:hAnsi="Cambria"/>
+          <w:sz w:val="26"/>
+          <w:szCs w:val="26"/>
+        </w:rPr>
+      </w:pPr>
+      <w:r>
+        <w:rPr>
+          <w:rtl w:val="0"/>
+        </w:rPr>
+      </w:r>
+    </w:p>
+    <w:p>
+      <w:pPr>
+        <w:rPr>
+          <w:rFonts w:ascii="Cambria" w:cs="Cambria" w:eastAsia="Cambria" w:hAnsi="Cambria"/>
+          <w:sz w:val="26"/>
+          <w:szCs w:val="26"/>
+        </w:rPr>
+      </w:pPr>
+      <w:r>
+        <w:rPr>
+          <w:rFonts w:ascii="Cambria" w:cs="Cambria" w:eastAsia="Cambria" w:hAnsi="Cambria"/>
+          <w:sz w:val="26"/>
+          <w:szCs w:val="26"/>
+          <w:rtl w:val="0"/>
+        </w:rPr>
+        <w:t xml:space="preserve">Б) 1-ая версия (Базовый рабочий функционал)</w:t>
+      </w:r>
+    </w:p>
+    <w:p>
+      <w:pPr>
+        <w:numPr>
+          <w:ilvl w:val="0"/>
+          <w:numId w:val="6"/>
+        </w:numPr>
+        <w:ind w:left="720" w:hanging="360"/>
+        <w:rPr>
+          <w:rFonts w:ascii="Cambria" w:cs="Cambria" w:eastAsia="Cambria" w:hAnsi="Cambria"/>
+          <w:sz w:val="26"/>
+          <w:szCs w:val="26"/>
+        </w:rPr>
+      </w:pPr>
+      <w:r>
+        <w:rPr>
+          <w:rFonts w:ascii="Cambria" w:cs="Cambria" w:eastAsia="Cambria" w:hAnsi="Cambria"/>
+          <w:sz w:val="26"/>
+          <w:szCs w:val="26"/>
+          <w:rtl w:val="0"/>
+        </w:rPr>
+        <w:t xml:space="preserve">Написание алгоритма</w:t>
+      </w:r>
+    </w:p>
+    <w:p>
+      <w:pPr>
+        <w:numPr>
+          <w:ilvl w:val="0"/>
+          <w:numId w:val="6"/>
+        </w:numPr>
+        <w:ind w:left="720" w:hanging="360"/>
+        <w:rPr>
+          <w:rFonts w:ascii="Cambria" w:cs="Cambria" w:eastAsia="Cambria" w:hAnsi="Cambria"/>
+          <w:sz w:val="26"/>
+          <w:szCs w:val="26"/>
+        </w:rPr>
+      </w:pPr>
+      <w:r>
+        <w:rPr>
+          <w:rFonts w:ascii="Cambria" w:cs="Cambria" w:eastAsia="Cambria" w:hAnsi="Cambria"/>
+          <w:sz w:val="26"/>
+          <w:szCs w:val="26"/>
+          <w:rtl w:val="0"/>
+        </w:rPr>
+        <w:t xml:space="preserve">Написание парсера для ввода/вывода</w:t>
+      </w:r>
+    </w:p>
+    <w:p>
+      <w:pPr>
+        <w:numPr>
+          <w:ilvl w:val="0"/>
+          <w:numId w:val="6"/>
+        </w:numPr>
+        <w:ind w:left="720" w:hanging="360"/>
+        <w:rPr>
+          <w:rFonts w:ascii="Cambria" w:cs="Cambria" w:eastAsia="Cambria" w:hAnsi="Cambria"/>
+          <w:sz w:val="26"/>
+          <w:szCs w:val="26"/>
+        </w:rPr>
+      </w:pPr>
+      <w:r>
+        <w:rPr>
+          <w:rFonts w:ascii="Cambria" w:cs="Cambria" w:eastAsia="Cambria" w:hAnsi="Cambria"/>
+          <w:sz w:val="26"/>
+          <w:szCs w:val="26"/>
+          <w:rtl w:val="0"/>
+        </w:rPr>
+        <w:t xml:space="preserve">Написание модуля отрисовки для матрицы и графа</w:t>
+      </w:r>
+    </w:p>
+    <w:p>
+      <w:pPr>
+        <w:numPr>
+          <w:ilvl w:val="0"/>
+          <w:numId w:val="6"/>
+        </w:numPr>
+        <w:ind w:left="720" w:hanging="360"/>
+        <w:rPr>
+          <w:rFonts w:ascii="Cambria" w:cs="Cambria" w:eastAsia="Cambria" w:hAnsi="Cambria"/>
+          <w:sz w:val="26"/>
+          <w:szCs w:val="26"/>
+        </w:rPr>
+      </w:pPr>
+      <w:r>
+        <w:rPr>
+          <w:rFonts w:ascii="Cambria" w:cs="Cambria" w:eastAsia="Cambria" w:hAnsi="Cambria"/>
+          <w:sz w:val="26"/>
+          <w:szCs w:val="26"/>
+          <w:rtl w:val="0"/>
+        </w:rPr>
+        <w:t xml:space="preserve">Тестирование алгоритма</w:t>
+      </w:r>
+    </w:p>
+    <w:p>
+      <w:pPr>
+        <w:rPr>
+          <w:rFonts w:ascii="Cambria" w:cs="Cambria" w:eastAsia="Cambria" w:hAnsi="Cambria"/>
+          <w:sz w:val="26"/>
+          <w:szCs w:val="26"/>
+        </w:rPr>
+      </w:pPr>
+      <w:r>
+        <w:rPr>
+          <w:rFonts w:ascii="Cambria" w:cs="Cambria" w:eastAsia="Cambria" w:hAnsi="Cambria"/>
+          <w:sz w:val="26"/>
+          <w:szCs w:val="26"/>
+          <w:rtl w:val="0"/>
+        </w:rPr>
+        <w:t xml:space="preserve">В) 2-ая версия (Является расширенной 1-ой версией: наращивание UI-функционала и добавление интерактивности)</w:t>
+      </w:r>
+    </w:p>
+    <w:p>
+      <w:pPr>
+        <w:numPr>
+          <w:ilvl w:val="0"/>
+          <w:numId w:val="5"/>
+        </w:numPr>
+        <w:ind w:left="720" w:hanging="360"/>
+        <w:rPr>
+          <w:rFonts w:ascii="Cambria" w:cs="Cambria" w:eastAsia="Cambria" w:hAnsi="Cambria"/>
+          <w:sz w:val="26"/>
+          <w:szCs w:val="26"/>
+        </w:rPr>
+      </w:pPr>
+      <w:r>
+        <w:rPr>
+          <w:rFonts w:ascii="Cambria" w:cs="Cambria" w:eastAsia="Cambria" w:hAnsi="Cambria"/>
+          <w:sz w:val="26"/>
+          <w:szCs w:val="26"/>
+          <w:rtl w:val="0"/>
+        </w:rPr>
+        <w:t xml:space="preserve">Описание функционала кнопок (управление процессом)</w:t>
+      </w:r>
+    </w:p>
+    <w:p>
+      <w:pPr>
+        <w:numPr>
+          <w:ilvl w:val="0"/>
+          <w:numId w:val="5"/>
+        </w:numPr>
+        <w:ind w:left="720" w:hanging="360"/>
+        <w:rPr>
+          <w:rFonts w:ascii="Cambria" w:cs="Cambria" w:eastAsia="Cambria" w:hAnsi="Cambria"/>
+          <w:sz w:val="26"/>
+          <w:szCs w:val="26"/>
+        </w:rPr>
+      </w:pPr>
+      <w:r>
+        <w:rPr>
+          <w:rFonts w:ascii="Cambria" w:cs="Cambria" w:eastAsia="Cambria" w:hAnsi="Cambria"/>
+          <w:sz w:val="26"/>
+          <w:szCs w:val="26"/>
+          <w:rtl w:val="0"/>
+        </w:rPr>
+        <w:t xml:space="preserve">Тестирование кнопок</w:t>
+      </w:r>
+    </w:p>
+    <w:p>
+      <w:pPr>
+        <w:numPr>
+          <w:ilvl w:val="0"/>
+          <w:numId w:val="5"/>
+        </w:numPr>
+        <w:ind w:left="720" w:hanging="360"/>
+        <w:rPr>
+          <w:rFonts w:ascii="Cambria" w:cs="Cambria" w:eastAsia="Cambria" w:hAnsi="Cambria"/>
+          <w:sz w:val="26"/>
+          <w:szCs w:val="26"/>
+        </w:rPr>
+      </w:pPr>
+      <w:r>
+        <w:rPr>
+          <w:rFonts w:ascii="Cambria" w:cs="Cambria" w:eastAsia="Cambria" w:hAnsi="Cambria"/>
+          <w:sz w:val="26"/>
+          <w:szCs w:val="26"/>
+          <w:rtl w:val="0"/>
+        </w:rPr>
+        <w:t xml:space="preserve">Разработка прорисовки каждого шага алгоритма (анимации, подсветка)</w:t>
+      </w:r>
+    </w:p>
+    <w:p>
+      <w:pPr>
+        <w:numPr>
+          <w:ilvl w:val="0"/>
+          <w:numId w:val="5"/>
+        </w:numPr>
+        <w:ind w:left="720" w:hanging="360"/>
+        <w:rPr>
+          <w:rFonts w:ascii="Cambria" w:cs="Cambria" w:eastAsia="Cambria" w:hAnsi="Cambria"/>
+          <w:sz w:val="26"/>
+          <w:szCs w:val="26"/>
+        </w:rPr>
+      </w:pPr>
+      <w:r>
+        <w:rPr>
+          <w:rFonts w:ascii="Cambria" w:cs="Cambria" w:eastAsia="Cambria" w:hAnsi="Cambria"/>
+          <w:sz w:val="26"/>
+          <w:szCs w:val="26"/>
+          <w:rtl w:val="0"/>
+        </w:rPr>
+        <w:t xml:space="preserve">Интеграционное тестирование</w:t>
+      </w:r>
+      <w:r>
+        <w:rPr>
+          <w:rtl w:val="0"/>
+        </w:rPr>
+      </w:r>
+    </w:p>
+    <w:p>
+      <w:pPr>
+        <w:rPr>
+          <w:rFonts w:ascii="Cambria" w:cs="Cambria" w:eastAsia="Cambria" w:hAnsi="Cambria"/>
+          <w:sz w:val="26"/>
+          <w:szCs w:val="26"/>
+        </w:rPr>
+      </w:pPr>
+      <w:r>
+        <w:rPr>
+          <w:rtl w:val="0"/>
+        </w:rPr>
+      </w:r>
+    </w:p>
+    <w:p>
+      <w:pPr>
+        <w:rPr>
+          <w:rFonts w:ascii="Cambria" w:cs="Cambria" w:eastAsia="Cambria" w:hAnsi="Cambria"/>
+          <w:sz w:val="28"/>
+          <w:szCs w:val="28"/>
+        </w:rPr>
+      </w:pPr>
+      <w:r>
+        <w:rPr>
+          <w:rtl w:val="0"/>
+        </w:rPr>
+      </w:r>
+    </w:p>
+    <w:p>
+      <w:pPr>
+        <w:rPr>
+          <w:rFonts w:ascii="Cambria" w:cs="Cambria" w:eastAsia="Cambria" w:hAnsi="Cambria"/>
+          <w:sz w:val="28"/>
+          <w:szCs w:val="28"/>
+        </w:rPr>
+      </w:pPr>
+      <w:r>
+        <w:rPr>
+          <w:rFonts w:ascii="Cambria" w:cs="Cambria" w:eastAsia="Cambria" w:hAnsi="Cambria"/>
+          <w:sz w:val="28"/>
+          <w:szCs w:val="28"/>
+          <w:rtl w:val="0"/>
+        </w:rPr>
+        <w:t xml:space="preserve">                                    Распределение ролей</w:t>
+      </w:r>
+    </w:p>
+    <w:p>
+      <w:pPr>
+        <w:pStyle w:val="Heading3"/>
+        <w:rPr>
+          <w:rFonts w:ascii="Cambria" w:cs="Cambria" w:eastAsia="Cambria" w:hAnsi="Cambria"/>
+          <w:sz w:val="26"/>
+          <w:szCs w:val="26"/>
+        </w:rPr>
+      </w:pPr>
+      <w:bookmarkStart w:colFirst="0" w:colLast="0" w:name="_nr6n19wp2d3e" w:id="0"/>
+      <w:bookmarkEnd w:id="0"/>
+      <w:r>
+        <w:rPr>
+          <w:rFonts w:ascii="Cambria" w:cs="Cambria" w:eastAsia="Cambria" w:hAnsi="Cambria"/>
+          <w:sz w:val="26"/>
+          <w:szCs w:val="26"/>
+          <w:rtl w:val="0"/>
+        </w:rPr>
+        <w:t xml:space="preserve">1. Разработчик логики и состояний </w:t>
+      </w:r>
+    </w:p>
+    <w:p>
+      <w:pPr>
+        <w:rPr>
+          <w:rFonts w:ascii="Cambria" w:cs="Cambria" w:eastAsia="Cambria" w:hAnsi="Cambria"/>
+          <w:sz w:val="26"/>
+          <w:szCs w:val="26"/>
+        </w:rPr>
+      </w:pPr>
+      <w:r>
+        <w:rPr>
+          <w:rFonts w:ascii="Cambria" w:cs="Cambria" w:eastAsia="Cambria" w:hAnsi="Cambria"/>
+          <w:sz w:val="26"/>
+          <w:szCs w:val="26"/>
+          <w:rtl w:val="0"/>
+        </w:rPr>
+        <w:t xml:space="preserve">Задача: Математика алгоритма и управление потоком данных .</w:t>
+      </w:r>
+    </w:p>
+    <w:p>
+      <w:pPr>
+        <w:numPr>
+          <w:ilvl w:val="0"/>
+          <w:numId w:val="1"/>
+        </w:numPr>
+        <w:ind w:left="720" w:hanging="360"/>
+        <w:rPr>
+          <w:rFonts w:ascii="Cambria" w:cs="Cambria" w:eastAsia="Cambria" w:hAnsi="Cambria"/>
+          <w:sz w:val="26"/>
+          <w:szCs w:val="26"/>
+        </w:rPr>
+      </w:pPr>
+      <w:r>
+        <w:rPr>
+          <w:rFonts w:ascii="Cambria" w:cs="Cambria" w:eastAsia="Cambria" w:hAnsi="Cambria"/>
+          <w:sz w:val="26"/>
+          <w:szCs w:val="26"/>
+          <w:rtl w:val="0"/>
+        </w:rPr>
+        <w:t xml:space="preserve">Алгоритм: Реализация Флойда-Уоршелла с сохранением каждого шага в список состояний.</w:t>
+      </w:r>
+    </w:p>
+    <w:p>
+      <w:pPr>
+        <w:numPr>
+          <w:ilvl w:val="0"/>
+          <w:numId w:val="1"/>
+        </w:numPr>
+        <w:ind w:left="720" w:hanging="360"/>
+        <w:rPr>
+          <w:rFonts w:ascii="Cambria" w:cs="Cambria" w:eastAsia="Cambria" w:hAnsi="Cambria"/>
+          <w:sz w:val="26"/>
+          <w:szCs w:val="26"/>
+        </w:rPr>
+      </w:pPr>
+      <w:r>
+        <w:rPr>
+          <w:rFonts w:ascii="Cambria" w:cs="Cambria" w:eastAsia="Cambria" w:hAnsi="Cambria"/>
+          <w:sz w:val="26"/>
+          <w:szCs w:val="26"/>
+          <w:rtl w:val="0"/>
+        </w:rPr>
+        <w:t xml:space="preserve">Модели данных: Создание базовых data class для описания шага (какие вершины активны, какой сейчас сценарий — 2 или 3 вершины, старое/новое значение ячейки).</w:t>
+      </w:r>
+    </w:p>
+    <w:p>
+      <w:pPr>
+        <w:numPr>
+          <w:ilvl w:val="0"/>
+          <w:numId w:val="1"/>
+        </w:numPr>
+        <w:ind w:left="720" w:hanging="360"/>
+        <w:rPr>
+          <w:rFonts w:ascii="Cambria" w:cs="Cambria" w:eastAsia="Cambria" w:hAnsi="Cambria"/>
+          <w:sz w:val="26"/>
+          <w:szCs w:val="26"/>
+        </w:rPr>
+      </w:pPr>
+      <w:r>
+        <w:rPr>
+          <w:rFonts w:ascii="Cambria" w:cs="Cambria" w:eastAsia="Cambria" w:hAnsi="Cambria"/>
+          <w:sz w:val="26"/>
+          <w:szCs w:val="26"/>
+          <w:rtl w:val="0"/>
+        </w:rPr>
+        <w:t xml:space="preserve">Навигация: Логика переключения шагов (кнопки Вперед/Назад), выдача текущего состояния.</w:t>
+      </w:r>
+    </w:p>
+    <w:p>
+      <w:pPr>
+        <w:pStyle w:val="Heading3"/>
+        <w:rPr>
+          <w:rFonts w:ascii="Cambria" w:cs="Cambria" w:eastAsia="Cambria" w:hAnsi="Cambria"/>
+          <w:sz w:val="26"/>
+          <w:szCs w:val="26"/>
+        </w:rPr>
+      </w:pPr>
+      <w:bookmarkStart w:colFirst="0" w:colLast="0" w:name="_v2kyj6r5ptf7" w:id="1"/>
+      <w:bookmarkEnd w:id="1"/>
+      <w:r>
+        <w:rPr>
+          <w:rFonts w:ascii="Cambria" w:cs="Cambria" w:eastAsia="Cambria" w:hAnsi="Cambria"/>
+          <w:sz w:val="26"/>
+          <w:szCs w:val="26"/>
+          <w:rtl w:val="0"/>
+        </w:rPr>
+        <w:t xml:space="preserve">2. Разработчик графа </w:t>
+      </w:r>
+    </w:p>
+    <w:p>
+      <w:pPr>
+        <w:rPr>
+          <w:rFonts w:ascii="Cambria" w:cs="Cambria" w:eastAsia="Cambria" w:hAnsi="Cambria"/>
+          <w:sz w:val="26"/>
+          <w:szCs w:val="26"/>
+        </w:rPr>
+      </w:pPr>
+      <w:r>
+        <w:rPr>
+          <w:rFonts w:ascii="Cambria" w:cs="Cambria" w:eastAsia="Cambria" w:hAnsi="Cambria"/>
+          <w:sz w:val="26"/>
+          <w:szCs w:val="26"/>
+          <w:rtl w:val="0"/>
+        </w:rPr>
+        <w:t xml:space="preserve">Задача: Отрисовка вершин и ребер .</w:t>
+      </w:r>
+    </w:p>
+    <w:p>
+      <w:pPr>
+        <w:numPr>
+          <w:ilvl w:val="0"/>
+          <w:numId w:val="3"/>
+        </w:numPr>
+        <w:ind w:left="720" w:hanging="360"/>
+        <w:rPr>
+          <w:rFonts w:ascii="Cambria" w:cs="Cambria" w:eastAsia="Cambria" w:hAnsi="Cambria"/>
+          <w:sz w:val="26"/>
+          <w:szCs w:val="26"/>
+        </w:rPr>
+      </w:pPr>
+      <w:r>
+        <w:rPr>
+          <w:rFonts w:ascii="Cambria" w:cs="Cambria" w:eastAsia="Cambria" w:hAnsi="Cambria"/>
+          <w:sz w:val="26"/>
+          <w:szCs w:val="26"/>
+          <w:rtl w:val="0"/>
+        </w:rPr>
+        <w:t xml:space="preserve">Отрисовка графа на экране (расположение кружочков и линий).</w:t>
+      </w:r>
+    </w:p>
+    <w:p>
+      <w:pPr>
+        <w:numPr>
+          <w:ilvl w:val="0"/>
+          <w:numId w:val="3"/>
+        </w:numPr>
+        <w:ind w:left="720" w:hanging="360"/>
+        <w:rPr>
+          <w:rFonts w:ascii="Cambria" w:cs="Cambria" w:eastAsia="Cambria" w:hAnsi="Cambria"/>
+          <w:sz w:val="26"/>
+          <w:szCs w:val="26"/>
+        </w:rPr>
+      </w:pPr>
+      <w:r>
+        <w:rPr>
+          <w:rFonts w:ascii="Cambria" w:cs="Cambria" w:eastAsia="Cambria" w:hAnsi="Cambria"/>
+          <w:sz w:val="26"/>
+          <w:szCs w:val="26"/>
+          <w:rtl w:val="0"/>
+        </w:rPr>
+        <w:t xml:space="preserve">Цветовая логика: Чтение текущего состояния и раскраска вершин:</w:t>
+      </w:r>
+    </w:p>
+    <w:p>
+      <w:pPr>
+        <w:numPr>
+          <w:ilvl w:val="1"/>
+          <w:numId w:val="3"/>
+        </w:numPr>
+        <w:ind w:left="1440" w:hanging="360"/>
+        <w:rPr>
+          <w:rFonts w:ascii="Cambria" w:cs="Cambria" w:eastAsia="Cambria" w:hAnsi="Cambria"/>
+          <w:sz w:val="26"/>
+          <w:szCs w:val="26"/>
+        </w:rPr>
+      </w:pPr>
+      <w:r>
+        <w:rPr>
+          <w:rFonts w:ascii="Cambria" w:cs="Cambria" w:eastAsia="Cambria" w:hAnsi="Cambria"/>
+          <w:sz w:val="26"/>
+          <w:szCs w:val="26"/>
+          <w:rtl w:val="0"/>
+        </w:rPr>
+        <w:t xml:space="preserve">Сценарий А (прямой путь): вершина i — синяя, j — фиолетовая.</w:t>
+      </w:r>
+    </w:p>
+    <w:p>
+      <w:pPr>
+        <w:numPr>
+          <w:ilvl w:val="1"/>
+          <w:numId w:val="3"/>
+        </w:numPr>
+        <w:ind w:left="1440" w:hanging="360"/>
+        <w:rPr>
+          <w:rFonts w:ascii="Cambria" w:cs="Cambria" w:eastAsia="Cambria" w:hAnsi="Cambria"/>
+          <w:sz w:val="26"/>
+          <w:szCs w:val="26"/>
+        </w:rPr>
+      </w:pPr>
+      <w:r>
+        <w:rPr>
+          <w:rFonts w:ascii="Cambria" w:cs="Cambria" w:eastAsia="Cambria" w:hAnsi="Cambria"/>
+          <w:sz w:val="26"/>
+          <w:szCs w:val="26"/>
+          <w:rtl w:val="0"/>
+        </w:rPr>
+        <w:t xml:space="preserve">Сценарий Б (через промежуточную): i и j — синие, k — фиолетовая.</w:t>
+      </w:r>
+    </w:p>
+    <w:p>
+      <w:pPr>
+        <w:numPr>
+          <w:ilvl w:val="0"/>
+          <w:numId w:val="3"/>
+        </w:numPr>
+        <w:ind w:left="720" w:hanging="360"/>
+        <w:rPr>
+          <w:rFonts w:ascii="Cambria" w:cs="Cambria" w:eastAsia="Cambria" w:hAnsi="Cambria"/>
+          <w:sz w:val="26"/>
+          <w:szCs w:val="26"/>
+        </w:rPr>
+      </w:pPr>
+      <w:r>
+        <w:rPr>
+          <w:rFonts w:ascii="Cambria" w:cs="Cambria" w:eastAsia="Cambria" w:hAnsi="Cambria"/>
+          <w:sz w:val="26"/>
+          <w:szCs w:val="26"/>
+          <w:rtl w:val="0"/>
+        </w:rPr>
+        <w:t xml:space="preserve">Фокус: Настройка полупрозрачности  для всех неактивных вершин на текущем шаге.</w:t>
+      </w:r>
+    </w:p>
+    <w:p>
+      <w:pPr>
+        <w:pStyle w:val="Heading3"/>
+        <w:rPr>
+          <w:rFonts w:ascii="Cambria" w:cs="Cambria" w:eastAsia="Cambria" w:hAnsi="Cambria"/>
+          <w:sz w:val="26"/>
+          <w:szCs w:val="26"/>
+        </w:rPr>
+      </w:pPr>
+      <w:bookmarkStart w:colFirst="0" w:colLast="0" w:name="_10kbyfziic0z" w:id="2"/>
+      <w:bookmarkEnd w:id="2"/>
+      <w:r>
+        <w:rPr>
+          <w:rFonts w:ascii="Cambria" w:cs="Cambria" w:eastAsia="Cambria" w:hAnsi="Cambria"/>
+          <w:sz w:val="26"/>
+          <w:szCs w:val="26"/>
+          <w:rtl w:val="0"/>
+        </w:rPr>
+        <w:t xml:space="preserve">3. Разработчик матрицы и интерфейса </w:t>
+      </w:r>
+    </w:p>
+    <w:p>
+      <w:pPr>
+        <w:rPr>
+          <w:rFonts w:ascii="Cambria" w:cs="Cambria" w:eastAsia="Cambria" w:hAnsi="Cambria"/>
+          <w:sz w:val="26"/>
+          <w:szCs w:val="26"/>
+        </w:rPr>
+      </w:pPr>
+      <w:r>
+        <w:rPr>
+          <w:rFonts w:ascii="Cambria" w:cs="Cambria" w:eastAsia="Cambria" w:hAnsi="Cambria"/>
+          <w:sz w:val="26"/>
+          <w:szCs w:val="26"/>
+          <w:rtl w:val="0"/>
+        </w:rPr>
+        <w:t xml:space="preserve">Задача: Общая верстка окна, таблица и элементы управления.</w:t>
+      </w:r>
+    </w:p>
+    <w:p>
+      <w:pPr>
+        <w:numPr>
+          <w:ilvl w:val="0"/>
+          <w:numId w:val="2"/>
+        </w:numPr>
+        <w:ind w:left="720" w:hanging="360"/>
+        <w:rPr>
+          <w:rFonts w:ascii="Cambria" w:cs="Cambria" w:eastAsia="Cambria" w:hAnsi="Cambria"/>
+          <w:sz w:val="26"/>
+          <w:szCs w:val="26"/>
+        </w:rPr>
+      </w:pPr>
+      <w:r>
+        <w:rPr>
+          <w:rFonts w:ascii="Cambria" w:cs="Cambria" w:eastAsia="Cambria" w:hAnsi="Cambria"/>
+          <w:sz w:val="26"/>
+          <w:szCs w:val="26"/>
+          <w:rtl w:val="0"/>
+        </w:rPr>
+        <w:t xml:space="preserve">Каркас: Верстка главного экрана, размещение холста с графом, матрицы и панели с кнопками (Play, Pause, Next, Prev).</w:t>
+      </w:r>
+    </w:p>
+    <w:p>
+      <w:pPr>
+        <w:numPr>
+          <w:ilvl w:val="0"/>
+          <w:numId w:val="2"/>
+        </w:numPr>
+        <w:ind w:left="720" w:hanging="360"/>
+        <w:rPr>
+          <w:rFonts w:ascii="Cambria" w:cs="Cambria" w:eastAsia="Cambria" w:hAnsi="Cambria"/>
+          <w:sz w:val="26"/>
+          <w:szCs w:val="26"/>
+        </w:rPr>
+      </w:pPr>
+      <w:r>
+        <w:rPr>
+          <w:rFonts w:ascii="Cambria" w:cs="Cambria" w:eastAsia="Cambria" w:hAnsi="Cambria"/>
+          <w:sz w:val="26"/>
+          <w:szCs w:val="26"/>
+          <w:rtl w:val="0"/>
+        </w:rPr>
+        <w:t xml:space="preserve">Матрица смежности: Отрисовка таблицы NxN , синхронизация цветов строк/столбцов с цветами графа.</w:t>
+      </w:r>
+    </w:p>
+    <w:p>
+      <w:pPr>
+        <w:numPr>
+          <w:ilvl w:val="0"/>
+          <w:numId w:val="2"/>
+        </w:numPr>
+        <w:ind w:left="720" w:hanging="360"/>
+        <w:rPr>
+          <w:rFonts w:ascii="Cambria" w:cs="Cambria" w:eastAsia="Cambria" w:hAnsi="Cambria"/>
+          <w:sz w:val="26"/>
+          <w:szCs w:val="26"/>
+        </w:rPr>
+      </w:pPr>
+      <w:r>
+        <w:rPr>
+          <w:rFonts w:ascii="Cambria" w:cs="Cambria" w:eastAsia="Cambria" w:hAnsi="Cambria"/>
+          <w:sz w:val="26"/>
+          <w:szCs w:val="26"/>
+          <w:rtl w:val="0"/>
+        </w:rPr>
+        <w:t xml:space="preserve">Анимации: Анимация ячеек матрицы (зачеркивание/исчезновение символа ∞, мигание при успешном обновлении пути).</w:t>
       </w:r>
     </w:p>
     <w:p>
@@ -753,7 +2811,912 @@
 </file>
 
 <file path=word/numbering.xml><?xml version="1.0" encoding="utf-8"?>
-<w:numbering xmlns:mc="http://schemas.openxmlformats.org/markup-compatibility/2006" xmlns:o="urn:schemas-microsoft-com:office:office" xmlns:r="http://schemas.openxmlformats.org/officeDocument/2006/relationships" xmlns:m="http://schemas.openxmlformats.org/officeDocument/2006/math" xmlns:v="urn:schemas-microsoft-com:vml" xmlns:wp="http://schemas.openxmlformats.org/drawingml/2006/wordprocessingDrawing" xmlns:w10="urn:schemas-microsoft-com:office:word" xmlns:w="http://schemas.openxmlformats.org/wordprocessingml/2006/main" xmlns:wne="http://schemas.microsoft.com/office/word/2006/wordml" xmlns:sl="http://schemas.openxmlformats.org/schemaLibrary/2006/main" xmlns:a="http://schemas.openxmlformats.org/drawingml/2006/main" xmlns:pic="http://schemas.openxmlformats.org/drawingml/2006/picture" xmlns:c="http://schemas.openxmlformats.org/drawingml/2006/chart" xmlns:lc="http://schemas.openxmlformats.org/drawingml/2006/lockedCanvas" xmlns:dgm="http://schemas.openxmlformats.org/drawingml/2006/diagram" xmlns:wps="http://schemas.microsoft.com/office/word/2010/wordprocessingShape" xmlns:wpg="http://schemas.microsoft.com/office/word/2010/wordprocessingGroup" xmlns:w14="http://schemas.microsoft.com/office/word/2010/wordml" xmlns:w15="http://schemas.microsoft.com/office/word/2012/wordml" xmlns:w16="http://schemas.microsoft.com/office/word/2018/wordml" xmlns:w16cex="http://schemas.microsoft.com/office/word/2018/wordml/cex" xmlns:w16cid="http://schemas.microsoft.com/office/word/2016/wordml/cid" xmlns="http://schemas.microsoft.com/office/tasks/2019/documenttasks" xmlns:cr="http://schemas.microsoft.com/office/comments/2020/reactions"/>
+<w:numbering xmlns:mc="http://schemas.openxmlformats.org/markup-compatibility/2006" xmlns:o="urn:schemas-microsoft-com:office:office" xmlns:r="http://schemas.openxmlformats.org/officeDocument/2006/relationships" xmlns:m="http://schemas.openxmlformats.org/officeDocument/2006/math" xmlns:v="urn:schemas-microsoft-com:vml" xmlns:wp="http://schemas.openxmlformats.org/drawingml/2006/wordprocessingDrawing" xmlns:w10="urn:schemas-microsoft-com:office:word" xmlns:w="http://schemas.openxmlformats.org/wordprocessingml/2006/main" xmlns:wne="http://schemas.microsoft.com/office/word/2006/wordml" xmlns:sl="http://schemas.openxmlformats.org/schemaLibrary/2006/main" xmlns:a="http://schemas.openxmlformats.org/drawingml/2006/main" xmlns:pic="http://schemas.openxmlformats.org/drawingml/2006/picture" xmlns:c="http://schemas.openxmlformats.org/drawingml/2006/chart" xmlns:lc="http://schemas.openxmlformats.org/drawingml/2006/lockedCanvas" xmlns:dgm="http://schemas.openxmlformats.org/drawingml/2006/diagram" xmlns:wps="http://schemas.microsoft.com/office/word/2010/wordprocessingShape" xmlns:wpg="http://schemas.microsoft.com/office/word/2010/wordprocessingGroup" xmlns:w14="http://schemas.microsoft.com/office/word/2010/wordml" xmlns:w15="http://schemas.microsoft.com/office/word/2012/wordml" xmlns:w16="http://schemas.microsoft.com/office/word/2018/wordml" xmlns:w16cex="http://schemas.microsoft.com/office/word/2018/wordml/cex" xmlns:w16cid="http://schemas.microsoft.com/office/word/2016/wordml/cid" xmlns="http://schemas.microsoft.com/office/tasks/2019/documenttasks" xmlns:cr="http://schemas.microsoft.com/office/comments/2020/reactions">
+  <w:abstractNum w:abstractNumId="1">
+    <w:lvl w:ilvl="0">
+      <w:start w:val="1"/>
+      <w:numFmt w:val="bullet"/>
+      <w:lvlText w:val="●"/>
+      <w:lvlJc w:val="left"/>
+      <w:pPr>
+        <w:ind w:left="720" w:hanging="360"/>
+      </w:pPr>
+      <w:rPr>
+        <w:u w:val="none"/>
+      </w:rPr>
+    </w:lvl>
+    <w:lvl w:ilvl="1">
+      <w:start w:val="1"/>
+      <w:numFmt w:val="bullet"/>
+      <w:lvlText w:val="○"/>
+      <w:lvlJc w:val="left"/>
+      <w:pPr>
+        <w:ind w:left="1440" w:hanging="360"/>
+      </w:pPr>
+      <w:rPr>
+        <w:u w:val="none"/>
+      </w:rPr>
+    </w:lvl>
+    <w:lvl w:ilvl="2">
+      <w:start w:val="1"/>
+      <w:numFmt w:val="bullet"/>
+      <w:lvlText w:val="■"/>
+      <w:lvlJc w:val="left"/>
+      <w:pPr>
+        <w:ind w:left="2160" w:hanging="360"/>
+      </w:pPr>
+      <w:rPr>
+        <w:u w:val="none"/>
+      </w:rPr>
+    </w:lvl>
+    <w:lvl w:ilvl="3">
+      <w:start w:val="1"/>
+      <w:numFmt w:val="bullet"/>
+      <w:lvlText w:val="●"/>
+      <w:lvlJc w:val="left"/>
+      <w:pPr>
+        <w:ind w:left="2880" w:hanging="360"/>
+      </w:pPr>
+      <w:rPr>
+        <w:u w:val="none"/>
+      </w:rPr>
+    </w:lvl>
+    <w:lvl w:ilvl="4">
+      <w:start w:val="1"/>
+      <w:numFmt w:val="bullet"/>
+      <w:lvlText w:val="○"/>
+      <w:lvlJc w:val="left"/>
+      <w:pPr>
+        <w:ind w:left="3600" w:hanging="360"/>
+      </w:pPr>
+      <w:rPr>
+        <w:u w:val="none"/>
+      </w:rPr>
+    </w:lvl>
+    <w:lvl w:ilvl="5">
+      <w:start w:val="1"/>
+      <w:numFmt w:val="bullet"/>
+      <w:lvlText w:val="■"/>
+      <w:lvlJc w:val="left"/>
+      <w:pPr>
+        <w:ind w:left="4320" w:hanging="360"/>
+      </w:pPr>
+      <w:rPr>
+        <w:u w:val="none"/>
+      </w:rPr>
+    </w:lvl>
+    <w:lvl w:ilvl="6">
+      <w:start w:val="1"/>
+      <w:numFmt w:val="bullet"/>
+      <w:lvlText w:val="●"/>
+      <w:lvlJc w:val="left"/>
+      <w:pPr>
+        <w:ind w:left="5040" w:hanging="360"/>
+      </w:pPr>
+      <w:rPr>
+        <w:u w:val="none"/>
+      </w:rPr>
+    </w:lvl>
+    <w:lvl w:ilvl="7">
+      <w:start w:val="1"/>
+      <w:numFmt w:val="bullet"/>
+      <w:lvlText w:val="○"/>
+      <w:lvlJc w:val="left"/>
+      <w:pPr>
+        <w:ind w:left="5760" w:hanging="360"/>
+      </w:pPr>
+      <w:rPr>
+        <w:u w:val="none"/>
+      </w:rPr>
+    </w:lvl>
+    <w:lvl w:ilvl="8">
+      <w:start w:val="1"/>
+      <w:numFmt w:val="bullet"/>
+      <w:lvlText w:val="■"/>
+      <w:lvlJc w:val="left"/>
+      <w:pPr>
+        <w:ind w:left="6480" w:hanging="360"/>
+      </w:pPr>
+      <w:rPr>
+        <w:u w:val="none"/>
+      </w:rPr>
+    </w:lvl>
+  </w:abstractNum>
+  <w:abstractNum w:abstractNumId="2">
+    <w:lvl w:ilvl="0">
+      <w:start w:val="1"/>
+      <w:numFmt w:val="bullet"/>
+      <w:lvlText w:val="●"/>
+      <w:lvlJc w:val="left"/>
+      <w:pPr>
+        <w:ind w:left="720" w:hanging="360"/>
+      </w:pPr>
+      <w:rPr>
+        <w:u w:val="none"/>
+      </w:rPr>
+    </w:lvl>
+    <w:lvl w:ilvl="1">
+      <w:start w:val="1"/>
+      <w:numFmt w:val="bullet"/>
+      <w:lvlText w:val="○"/>
+      <w:lvlJc w:val="left"/>
+      <w:pPr>
+        <w:ind w:left="1440" w:hanging="360"/>
+      </w:pPr>
+      <w:rPr>
+        <w:u w:val="none"/>
+      </w:rPr>
+    </w:lvl>
+    <w:lvl w:ilvl="2">
+      <w:start w:val="1"/>
+      <w:numFmt w:val="bullet"/>
+      <w:lvlText w:val="■"/>
+      <w:lvlJc w:val="left"/>
+      <w:pPr>
+        <w:ind w:left="2160" w:hanging="360"/>
+      </w:pPr>
+      <w:rPr>
+        <w:u w:val="none"/>
+      </w:rPr>
+    </w:lvl>
+    <w:lvl w:ilvl="3">
+      <w:start w:val="1"/>
+      <w:numFmt w:val="bullet"/>
+      <w:lvlText w:val="●"/>
+      <w:lvlJc w:val="left"/>
+      <w:pPr>
+        <w:ind w:left="2880" w:hanging="360"/>
+      </w:pPr>
+      <w:rPr>
+        <w:u w:val="none"/>
+      </w:rPr>
+    </w:lvl>
+    <w:lvl w:ilvl="4">
+      <w:start w:val="1"/>
+      <w:numFmt w:val="bullet"/>
+      <w:lvlText w:val="○"/>
+      <w:lvlJc w:val="left"/>
+      <w:pPr>
+        <w:ind w:left="3600" w:hanging="360"/>
+      </w:pPr>
+      <w:rPr>
+        <w:u w:val="none"/>
+      </w:rPr>
+    </w:lvl>
+    <w:lvl w:ilvl="5">
+      <w:start w:val="1"/>
+      <w:numFmt w:val="bullet"/>
+      <w:lvlText w:val="■"/>
+      <w:lvlJc w:val="left"/>
+      <w:pPr>
+        <w:ind w:left="4320" w:hanging="360"/>
+      </w:pPr>
+      <w:rPr>
+        <w:u w:val="none"/>
+      </w:rPr>
+    </w:lvl>
+    <w:lvl w:ilvl="6">
+      <w:start w:val="1"/>
+      <w:numFmt w:val="bullet"/>
+      <w:lvlText w:val="●"/>
+      <w:lvlJc w:val="left"/>
+      <w:pPr>
+        <w:ind w:left="5040" w:hanging="360"/>
+      </w:pPr>
+      <w:rPr>
+        <w:u w:val="none"/>
+      </w:rPr>
+    </w:lvl>
+    <w:lvl w:ilvl="7">
+      <w:start w:val="1"/>
+      <w:numFmt w:val="bullet"/>
+      <w:lvlText w:val="○"/>
+      <w:lvlJc w:val="left"/>
+      <w:pPr>
+        <w:ind w:left="5760" w:hanging="360"/>
+      </w:pPr>
+      <w:rPr>
+        <w:u w:val="none"/>
+      </w:rPr>
+    </w:lvl>
+    <w:lvl w:ilvl="8">
+      <w:start w:val="1"/>
+      <w:numFmt w:val="bullet"/>
+      <w:lvlText w:val="■"/>
+      <w:lvlJc w:val="left"/>
+      <w:pPr>
+        <w:ind w:left="6480" w:hanging="360"/>
+      </w:pPr>
+      <w:rPr>
+        <w:u w:val="none"/>
+      </w:rPr>
+    </w:lvl>
+  </w:abstractNum>
+  <w:abstractNum w:abstractNumId="3">
+    <w:lvl w:ilvl="0">
+      <w:start w:val="1"/>
+      <w:numFmt w:val="bullet"/>
+      <w:lvlText w:val="●"/>
+      <w:lvlJc w:val="left"/>
+      <w:pPr>
+        <w:ind w:left="720" w:hanging="360"/>
+      </w:pPr>
+      <w:rPr>
+        <w:u w:val="none"/>
+      </w:rPr>
+    </w:lvl>
+    <w:lvl w:ilvl="1">
+      <w:start w:val="1"/>
+      <w:numFmt w:val="bullet"/>
+      <w:lvlText w:val="●"/>
+      <w:lvlJc w:val="left"/>
+      <w:pPr>
+        <w:ind w:left="1440" w:hanging="360"/>
+      </w:pPr>
+      <w:rPr>
+        <w:u w:val="none"/>
+      </w:rPr>
+    </w:lvl>
+    <w:lvl w:ilvl="2">
+      <w:start w:val="1"/>
+      <w:numFmt w:val="bullet"/>
+      <w:lvlText w:val="■"/>
+      <w:lvlJc w:val="left"/>
+      <w:pPr>
+        <w:ind w:left="2160" w:hanging="360"/>
+      </w:pPr>
+      <w:rPr>
+        <w:u w:val="none"/>
+      </w:rPr>
+    </w:lvl>
+    <w:lvl w:ilvl="3">
+      <w:start w:val="1"/>
+      <w:numFmt w:val="bullet"/>
+      <w:lvlText w:val="●"/>
+      <w:lvlJc w:val="left"/>
+      <w:pPr>
+        <w:ind w:left="2880" w:hanging="360"/>
+      </w:pPr>
+      <w:rPr>
+        <w:u w:val="none"/>
+      </w:rPr>
+    </w:lvl>
+    <w:lvl w:ilvl="4">
+      <w:start w:val="1"/>
+      <w:numFmt w:val="bullet"/>
+      <w:lvlText w:val="○"/>
+      <w:lvlJc w:val="left"/>
+      <w:pPr>
+        <w:ind w:left="3600" w:hanging="360"/>
+      </w:pPr>
+      <w:rPr>
+        <w:u w:val="none"/>
+      </w:rPr>
+    </w:lvl>
+    <w:lvl w:ilvl="5">
+      <w:start w:val="1"/>
+      <w:numFmt w:val="bullet"/>
+      <w:lvlText w:val="■"/>
+      <w:lvlJc w:val="left"/>
+      <w:pPr>
+        <w:ind w:left="4320" w:hanging="360"/>
+      </w:pPr>
+      <w:rPr>
+        <w:u w:val="none"/>
+      </w:rPr>
+    </w:lvl>
+    <w:lvl w:ilvl="6">
+      <w:start w:val="1"/>
+      <w:numFmt w:val="bullet"/>
+      <w:lvlText w:val="●"/>
+      <w:lvlJc w:val="left"/>
+      <w:pPr>
+        <w:ind w:left="5040" w:hanging="360"/>
+      </w:pPr>
+      <w:rPr>
+        <w:u w:val="none"/>
+      </w:rPr>
+    </w:lvl>
+    <w:lvl w:ilvl="7">
+      <w:start w:val="1"/>
+      <w:numFmt w:val="bullet"/>
+      <w:lvlText w:val="○"/>
+      <w:lvlJc w:val="left"/>
+      <w:pPr>
+        <w:ind w:left="5760" w:hanging="360"/>
+      </w:pPr>
+      <w:rPr>
+        <w:u w:val="none"/>
+      </w:rPr>
+    </w:lvl>
+    <w:lvl w:ilvl="8">
+      <w:start w:val="1"/>
+      <w:numFmt w:val="bullet"/>
+      <w:lvlText w:val="■"/>
+      <w:lvlJc w:val="left"/>
+      <w:pPr>
+        <w:ind w:left="6480" w:hanging="360"/>
+      </w:pPr>
+      <w:rPr>
+        <w:u w:val="none"/>
+      </w:rPr>
+    </w:lvl>
+  </w:abstractNum>
+  <w:abstractNum w:abstractNumId="4">
+    <w:lvl w:ilvl="0">
+      <w:start w:val="1"/>
+      <w:numFmt w:val="decimal"/>
+      <w:lvlText w:val="%1."/>
+      <w:lvlJc w:val="left"/>
+      <w:pPr>
+        <w:ind w:left="720" w:hanging="360"/>
+      </w:pPr>
+      <w:rPr>
+        <w:u w:val="none"/>
+      </w:rPr>
+    </w:lvl>
+    <w:lvl w:ilvl="1">
+      <w:start w:val="1"/>
+      <w:numFmt w:val="lowerLetter"/>
+      <w:lvlText w:val="%2."/>
+      <w:lvlJc w:val="left"/>
+      <w:pPr>
+        <w:ind w:left="1440" w:hanging="360"/>
+      </w:pPr>
+      <w:rPr>
+        <w:u w:val="none"/>
+      </w:rPr>
+    </w:lvl>
+    <w:lvl w:ilvl="2">
+      <w:start w:val="1"/>
+      <w:numFmt w:val="lowerRoman"/>
+      <w:lvlText w:val="%3."/>
+      <w:lvlJc w:val="left"/>
+      <w:pPr>
+        <w:ind w:left="2160" w:hanging="360"/>
+      </w:pPr>
+      <w:rPr>
+        <w:u w:val="none"/>
+      </w:rPr>
+    </w:lvl>
+    <w:lvl w:ilvl="3">
+      <w:start w:val="1"/>
+      <w:numFmt w:val="decimal"/>
+      <w:lvlText w:val="%4."/>
+      <w:lvlJc w:val="left"/>
+      <w:pPr>
+        <w:ind w:left="2880" w:hanging="360"/>
+      </w:pPr>
+      <w:rPr>
+        <w:u w:val="none"/>
+      </w:rPr>
+    </w:lvl>
+    <w:lvl w:ilvl="4">
+      <w:start w:val="1"/>
+      <w:numFmt w:val="lowerLetter"/>
+      <w:lvlText w:val="%5."/>
+      <w:lvlJc w:val="left"/>
+      <w:pPr>
+        <w:ind w:left="3600" w:hanging="360"/>
+      </w:pPr>
+      <w:rPr>
+        <w:u w:val="none"/>
+      </w:rPr>
+    </w:lvl>
+    <w:lvl w:ilvl="5">
+      <w:start w:val="1"/>
+      <w:numFmt w:val="lowerRoman"/>
+      <w:lvlText w:val="%6."/>
+      <w:lvlJc w:val="left"/>
+      <w:pPr>
+        <w:ind w:left="4320" w:hanging="360"/>
+      </w:pPr>
+      <w:rPr>
+        <w:u w:val="none"/>
+      </w:rPr>
+    </w:lvl>
+    <w:lvl w:ilvl="6">
+      <w:start w:val="1"/>
+      <w:numFmt w:val="decimal"/>
+      <w:lvlText w:val="%7."/>
+      <w:lvlJc w:val="left"/>
+      <w:pPr>
+        <w:ind w:left="5040" w:hanging="360"/>
+      </w:pPr>
+      <w:rPr>
+        <w:u w:val="none"/>
+      </w:rPr>
+    </w:lvl>
+    <w:lvl w:ilvl="7">
+      <w:start w:val="1"/>
+      <w:numFmt w:val="lowerLetter"/>
+      <w:lvlText w:val="%8."/>
+      <w:lvlJc w:val="left"/>
+      <w:pPr>
+        <w:ind w:left="5760" w:hanging="360"/>
+      </w:pPr>
+      <w:rPr>
+        <w:u w:val="none"/>
+      </w:rPr>
+    </w:lvl>
+    <w:lvl w:ilvl="8">
+      <w:start w:val="1"/>
+      <w:numFmt w:val="lowerRoman"/>
+      <w:lvlText w:val="%9."/>
+      <w:lvlJc w:val="left"/>
+      <w:pPr>
+        <w:ind w:left="6480" w:hanging="360"/>
+      </w:pPr>
+      <w:rPr>
+        <w:u w:val="none"/>
+      </w:rPr>
+    </w:lvl>
+  </w:abstractNum>
+  <w:abstractNum w:abstractNumId="5">
+    <w:lvl w:ilvl="0">
+      <w:start w:val="1"/>
+      <w:numFmt w:val="decimal"/>
+      <w:lvlText w:val="%1."/>
+      <w:lvlJc w:val="left"/>
+      <w:pPr>
+        <w:ind w:left="720" w:hanging="360"/>
+      </w:pPr>
+      <w:rPr>
+        <w:u w:val="none"/>
+      </w:rPr>
+    </w:lvl>
+    <w:lvl w:ilvl="1">
+      <w:start w:val="1"/>
+      <w:numFmt w:val="lowerLetter"/>
+      <w:lvlText w:val="%2."/>
+      <w:lvlJc w:val="left"/>
+      <w:pPr>
+        <w:ind w:left="1440" w:hanging="360"/>
+      </w:pPr>
+      <w:rPr>
+        <w:u w:val="none"/>
+      </w:rPr>
+    </w:lvl>
+    <w:lvl w:ilvl="2">
+      <w:start w:val="1"/>
+      <w:numFmt w:val="lowerRoman"/>
+      <w:lvlText w:val="%3."/>
+      <w:lvlJc w:val="left"/>
+      <w:pPr>
+        <w:ind w:left="2160" w:hanging="360"/>
+      </w:pPr>
+      <w:rPr>
+        <w:u w:val="none"/>
+      </w:rPr>
+    </w:lvl>
+    <w:lvl w:ilvl="3">
+      <w:start w:val="1"/>
+      <w:numFmt w:val="decimal"/>
+      <w:lvlText w:val="%4."/>
+      <w:lvlJc w:val="left"/>
+      <w:pPr>
+        <w:ind w:left="2880" w:hanging="360"/>
+      </w:pPr>
+      <w:rPr>
+        <w:u w:val="none"/>
+      </w:rPr>
+    </w:lvl>
+    <w:lvl w:ilvl="4">
+      <w:start w:val="1"/>
+      <w:numFmt w:val="lowerLetter"/>
+      <w:lvlText w:val="%5."/>
+      <w:lvlJc w:val="left"/>
+      <w:pPr>
+        <w:ind w:left="3600" w:hanging="360"/>
+      </w:pPr>
+      <w:rPr>
+        <w:u w:val="none"/>
+      </w:rPr>
+    </w:lvl>
+    <w:lvl w:ilvl="5">
+      <w:start w:val="1"/>
+      <w:numFmt w:val="lowerRoman"/>
+      <w:lvlText w:val="%6."/>
+      <w:lvlJc w:val="left"/>
+      <w:pPr>
+        <w:ind w:left="4320" w:hanging="360"/>
+      </w:pPr>
+      <w:rPr>
+        <w:u w:val="none"/>
+      </w:rPr>
+    </w:lvl>
+    <w:lvl w:ilvl="6">
+      <w:start w:val="1"/>
+      <w:numFmt w:val="decimal"/>
+      <w:lvlText w:val="%7."/>
+      <w:lvlJc w:val="left"/>
+      <w:pPr>
+        <w:ind w:left="5040" w:hanging="360"/>
+      </w:pPr>
+      <w:rPr>
+        <w:u w:val="none"/>
+      </w:rPr>
+    </w:lvl>
+    <w:lvl w:ilvl="7">
+      <w:start w:val="1"/>
+      <w:numFmt w:val="lowerLetter"/>
+      <w:lvlText w:val="%8."/>
+      <w:lvlJc w:val="left"/>
+      <w:pPr>
+        <w:ind w:left="5760" w:hanging="360"/>
+      </w:pPr>
+      <w:rPr>
+        <w:u w:val="none"/>
+      </w:rPr>
+    </w:lvl>
+    <w:lvl w:ilvl="8">
+      <w:start w:val="1"/>
+      <w:numFmt w:val="lowerRoman"/>
+      <w:lvlText w:val="%9."/>
+      <w:lvlJc w:val="left"/>
+      <w:pPr>
+        <w:ind w:left="6480" w:hanging="360"/>
+      </w:pPr>
+      <w:rPr>
+        <w:u w:val="none"/>
+      </w:rPr>
+    </w:lvl>
+  </w:abstractNum>
+  <w:abstractNum w:abstractNumId="6">
+    <w:lvl w:ilvl="0">
+      <w:start w:val="1"/>
+      <w:numFmt w:val="decimal"/>
+      <w:lvlText w:val="%1."/>
+      <w:lvlJc w:val="left"/>
+      <w:pPr>
+        <w:ind w:left="720" w:hanging="360"/>
+      </w:pPr>
+      <w:rPr>
+        <w:u w:val="none"/>
+      </w:rPr>
+    </w:lvl>
+    <w:lvl w:ilvl="1">
+      <w:start w:val="1"/>
+      <w:numFmt w:val="lowerLetter"/>
+      <w:lvlText w:val="%2."/>
+      <w:lvlJc w:val="left"/>
+      <w:pPr>
+        <w:ind w:left="1440" w:hanging="360"/>
+      </w:pPr>
+      <w:rPr>
+        <w:u w:val="none"/>
+      </w:rPr>
+    </w:lvl>
+    <w:lvl w:ilvl="2">
+      <w:start w:val="1"/>
+      <w:numFmt w:val="lowerRoman"/>
+      <w:lvlText w:val="%3."/>
+      <w:lvlJc w:val="left"/>
+      <w:pPr>
+        <w:ind w:left="2160" w:hanging="360"/>
+      </w:pPr>
+      <w:rPr>
+        <w:u w:val="none"/>
+      </w:rPr>
+    </w:lvl>
+    <w:lvl w:ilvl="3">
+      <w:start w:val="1"/>
+      <w:numFmt w:val="decimal"/>
+      <w:lvlText w:val="%4."/>
+      <w:lvlJc w:val="left"/>
+      <w:pPr>
+        <w:ind w:left="2880" w:hanging="360"/>
+      </w:pPr>
+      <w:rPr>
+        <w:u w:val="none"/>
+      </w:rPr>
+    </w:lvl>
+    <w:lvl w:ilvl="4">
+      <w:start w:val="1"/>
+      <w:numFmt w:val="lowerLetter"/>
+      <w:lvlText w:val="%5."/>
+      <w:lvlJc w:val="left"/>
+      <w:pPr>
+        <w:ind w:left="3600" w:hanging="360"/>
+      </w:pPr>
+      <w:rPr>
+        <w:u w:val="none"/>
+      </w:rPr>
+    </w:lvl>
+    <w:lvl w:ilvl="5">
+      <w:start w:val="1"/>
+      <w:numFmt w:val="lowerRoman"/>
+      <w:lvlText w:val="%6."/>
+      <w:lvlJc w:val="left"/>
+      <w:pPr>
+        <w:ind w:left="4320" w:hanging="360"/>
+      </w:pPr>
+      <w:rPr>
+        <w:u w:val="none"/>
+      </w:rPr>
+    </w:lvl>
+    <w:lvl w:ilvl="6">
+      <w:start w:val="1"/>
+      <w:numFmt w:val="decimal"/>
+      <w:lvlText w:val="%7."/>
+      <w:lvlJc w:val="left"/>
+      <w:pPr>
+        <w:ind w:left="5040" w:hanging="360"/>
+      </w:pPr>
+      <w:rPr>
+        <w:u w:val="none"/>
+      </w:rPr>
+    </w:lvl>
+    <w:lvl w:ilvl="7">
+      <w:start w:val="1"/>
+      <w:numFmt w:val="lowerLetter"/>
+      <w:lvlText w:val="%8."/>
+      <w:lvlJc w:val="left"/>
+      <w:pPr>
+        <w:ind w:left="5760" w:hanging="360"/>
+      </w:pPr>
+      <w:rPr>
+        <w:u w:val="none"/>
+      </w:rPr>
+    </w:lvl>
+    <w:lvl w:ilvl="8">
+      <w:start w:val="1"/>
+      <w:numFmt w:val="lowerRoman"/>
+      <w:lvlText w:val="%9."/>
+      <w:lvlJc w:val="left"/>
+      <w:pPr>
+        <w:ind w:left="6480" w:hanging="360"/>
+      </w:pPr>
+      <w:rPr>
+        <w:u w:val="none"/>
+      </w:rPr>
+    </w:lvl>
+  </w:abstractNum>
+  <w:abstractNum w:abstractNumId="7">
+    <w:lvl w:ilvl="0">
+      <w:start w:val="1"/>
+      <w:numFmt w:val="decimal"/>
+      <w:lvlText w:val="%1."/>
+      <w:lvlJc w:val="left"/>
+      <w:pPr>
+        <w:ind w:left="720" w:hanging="360"/>
+      </w:pPr>
+      <w:rPr>
+        <w:u w:val="none"/>
+      </w:rPr>
+    </w:lvl>
+    <w:lvl w:ilvl="1">
+      <w:start w:val="1"/>
+      <w:numFmt w:val="lowerLetter"/>
+      <w:lvlText w:val="%2."/>
+      <w:lvlJc w:val="left"/>
+      <w:pPr>
+        <w:ind w:left="1440" w:hanging="360"/>
+      </w:pPr>
+      <w:rPr>
+        <w:u w:val="none"/>
+      </w:rPr>
+    </w:lvl>
+    <w:lvl w:ilvl="2">
+      <w:start w:val="1"/>
+      <w:numFmt w:val="lowerRoman"/>
+      <w:lvlText w:val="%3."/>
+      <w:lvlJc w:val="right"/>
+      <w:pPr>
+        <w:ind w:left="2160" w:hanging="360"/>
+      </w:pPr>
+      <w:rPr>
+        <w:u w:val="none"/>
+      </w:rPr>
+    </w:lvl>
+    <w:lvl w:ilvl="3">
+      <w:start w:val="1"/>
+      <w:numFmt w:val="decimal"/>
+      <w:lvlText w:val="%4."/>
+      <w:lvlJc w:val="left"/>
+      <w:pPr>
+        <w:ind w:left="2880" w:hanging="360"/>
+      </w:pPr>
+      <w:rPr>
+        <w:u w:val="none"/>
+      </w:rPr>
+    </w:lvl>
+    <w:lvl w:ilvl="4">
+      <w:start w:val="1"/>
+      <w:numFmt w:val="lowerLetter"/>
+      <w:lvlText w:val="%5."/>
+      <w:lvlJc w:val="left"/>
+      <w:pPr>
+        <w:ind w:left="3600" w:hanging="360"/>
+      </w:pPr>
+      <w:rPr>
+        <w:u w:val="none"/>
+      </w:rPr>
+    </w:lvl>
+    <w:lvl w:ilvl="5">
+      <w:start w:val="1"/>
+      <w:numFmt w:val="lowerRoman"/>
+      <w:lvlText w:val="%6."/>
+      <w:lvlJc w:val="right"/>
+      <w:pPr>
+        <w:ind w:left="4320" w:hanging="360"/>
+      </w:pPr>
+      <w:rPr>
+        <w:u w:val="none"/>
+      </w:rPr>
+    </w:lvl>
+    <w:lvl w:ilvl="6">
+      <w:start w:val="1"/>
+      <w:numFmt w:val="decimal"/>
+      <w:lvlText w:val="%7."/>
+      <w:lvlJc w:val="left"/>
+      <w:pPr>
+        <w:ind w:left="5040" w:hanging="360"/>
+      </w:pPr>
+      <w:rPr>
+        <w:u w:val="none"/>
+      </w:rPr>
+    </w:lvl>
+    <w:lvl w:ilvl="7">
+      <w:start w:val="1"/>
+      <w:numFmt w:val="lowerLetter"/>
+      <w:lvlText w:val="%8."/>
+      <w:lvlJc w:val="left"/>
+      <w:pPr>
+        <w:ind w:left="5760" w:hanging="360"/>
+      </w:pPr>
+      <w:rPr>
+        <w:u w:val="none"/>
+      </w:rPr>
+    </w:lvl>
+    <w:lvl w:ilvl="8">
+      <w:start w:val="1"/>
+      <w:numFmt w:val="lowerRoman"/>
+      <w:lvlText w:val="%9."/>
+      <w:lvlJc w:val="right"/>
+      <w:pPr>
+        <w:ind w:left="6480" w:hanging="360"/>
+      </w:pPr>
+      <w:rPr>
+        <w:u w:val="none"/>
+      </w:rPr>
+    </w:lvl>
+  </w:abstractNum>
+  <w:abstractNum w:abstractNumId="8">
+    <w:lvl w:ilvl="0">
+      <w:start w:val="1"/>
+      <w:numFmt w:val="bullet"/>
+      <w:lvlText w:val="●"/>
+      <w:lvlJc w:val="left"/>
+      <w:pPr>
+        <w:ind w:left="720" w:hanging="360"/>
+      </w:pPr>
+      <w:rPr>
+        <w:u w:val="none"/>
+      </w:rPr>
+    </w:lvl>
+    <w:lvl w:ilvl="1">
+      <w:start w:val="1"/>
+      <w:numFmt w:val="bullet"/>
+      <w:lvlText w:val="○"/>
+      <w:lvlJc w:val="left"/>
+      <w:pPr>
+        <w:ind w:left="1440" w:hanging="360"/>
+      </w:pPr>
+      <w:rPr>
+        <w:u w:val="none"/>
+      </w:rPr>
+    </w:lvl>
+    <w:lvl w:ilvl="2">
+      <w:start w:val="1"/>
+      <w:numFmt w:val="bullet"/>
+      <w:lvlText w:val="■"/>
+      <w:lvlJc w:val="left"/>
+      <w:pPr>
+        <w:ind w:left="2160" w:hanging="360"/>
+      </w:pPr>
+      <w:rPr>
+        <w:u w:val="none"/>
+      </w:rPr>
+    </w:lvl>
+    <w:lvl w:ilvl="3">
+      <w:start w:val="1"/>
+      <w:numFmt w:val="bullet"/>
+      <w:lvlText w:val="●"/>
+      <w:lvlJc w:val="left"/>
+      <w:pPr>
+        <w:ind w:left="2880" w:hanging="360"/>
+      </w:pPr>
+      <w:rPr>
+        <w:u w:val="none"/>
+      </w:rPr>
+    </w:lvl>
+    <w:lvl w:ilvl="4">
+      <w:start w:val="1"/>
+      <w:numFmt w:val="bullet"/>
+      <w:lvlText w:val="○"/>
+      <w:lvlJc w:val="left"/>
+      <w:pPr>
+        <w:ind w:left="3600" w:hanging="360"/>
+      </w:pPr>
+      <w:rPr>
+        <w:u w:val="none"/>
+      </w:rPr>
+    </w:lvl>
+    <w:lvl w:ilvl="5">
+      <w:start w:val="1"/>
+      <w:numFmt w:val="bullet"/>
+      <w:lvlText w:val="■"/>
+      <w:lvlJc w:val="left"/>
+      <w:pPr>
+        <w:ind w:left="4320" w:hanging="360"/>
+      </w:pPr>
+      <w:rPr>
+        <w:u w:val="none"/>
+      </w:rPr>
+    </w:lvl>
+    <w:lvl w:ilvl="6">
+      <w:start w:val="1"/>
+      <w:numFmt w:val="bullet"/>
+      <w:lvlText w:val="●"/>
+      <w:lvlJc w:val="left"/>
+      <w:pPr>
+        <w:ind w:left="5040" w:hanging="360"/>
+      </w:pPr>
+      <w:rPr>
+        <w:u w:val="none"/>
+      </w:rPr>
+    </w:lvl>
+    <w:lvl w:ilvl="7">
+      <w:start w:val="1"/>
+      <w:numFmt w:val="bullet"/>
+      <w:lvlText w:val="○"/>
+      <w:lvlJc w:val="left"/>
+      <w:pPr>
+        <w:ind w:left="5760" w:hanging="360"/>
+      </w:pPr>
+      <w:rPr>
+        <w:u w:val="none"/>
+      </w:rPr>
+    </w:lvl>
+    <w:lvl w:ilvl="8">
+      <w:start w:val="1"/>
+      <w:numFmt w:val="bullet"/>
+      <w:lvlText w:val="■"/>
+      <w:lvlJc w:val="left"/>
+      <w:pPr>
+        <w:ind w:left="6480" w:hanging="360"/>
+      </w:pPr>
+      <w:rPr>
+        <w:u w:val="none"/>
+      </w:rPr>
+    </w:lvl>
+  </w:abstractNum>
+  <w:num w:numId="1">
+    <w:abstractNumId w:val="1"/>
+  </w:num>
+  <w:num w:numId="2">
+    <w:abstractNumId w:val="2"/>
+  </w:num>
+  <w:num w:numId="3">
+    <w:abstractNumId w:val="3"/>
+  </w:num>
+  <w:num w:numId="4">
+    <w:abstractNumId w:val="4"/>
+  </w:num>
+  <w:num w:numId="5">
+    <w:abstractNumId w:val="5"/>
+  </w:num>
+  <w:num w:numId="6">
+    <w:abstractNumId w:val="6"/>
+  </w:num>
+  <w:num w:numId="7">
+    <w:abstractNumId w:val="7"/>
+  </w:num>
+  <w:num w:numId="8">
+    <w:abstractNumId w:val="8"/>
+  </w:num>
+</w:numbering>
 </file>
 
 <file path=word/styles.xml><?xml version="1.0" encoding="utf-8"?>
